--- a/연구과정/주법분류_논문초안_영문_v0.docx
+++ b/연구과정/주법분류_논문초안_영문_v0.docx
@@ -2,7 +2,7 @@
 <file path=word/document.xml><?xml version="1.0" encoding="utf-8"?>
 <w:document xmlns:w="http://schemas.openxmlformats.org/wordprocessingml/2006/main" xmlns:m="http://schemas.openxmlformats.org/officeDocument/2006/math" xmlns:r="http://schemas.openxmlformats.org/officeDocument/2006/relationships" xmlns:o="urn:schemas-microsoft-com:office:office" xmlns:v="urn:schemas-microsoft-com:vml" xmlns:w10="urn:schemas-microsoft-com:office:word" xmlns:a="http://schemas.openxmlformats.org/drawingml/2006/main" xmlns:pic="http://schemas.openxmlformats.org/drawingml/2006/picture" xmlns:wp="http://schemas.openxmlformats.org/drawingml/2006/wordprocessingDrawing">
   <w:body>
-    <w:bookmarkStart w:id="34" w:name="X843ee6326dd18cca30f5903ff3bcc5649810911"/>
+    <w:bookmarkStart w:id="47" w:name="X843ee6326dd18cca30f5903ff3bcc5649810911"/>
     <w:p>
       <w:pPr>
         <w:pStyle w:val="Heading1"/>
@@ -182,7 +182,7 @@
         <w:t xml:space="preserve"> </w:t>
       </w:r>
       <w:r>
-        <w:t xml:space="preserve">envelope) is already linearly recoverable at MERT’s convolutional front-end (R²=0.77, before</w:t>
+        <w:t xml:space="preserve">envelope) is already linearly recoverable at MERT's convolutional front-end (R²=0.77, before</w:t>
       </w:r>
       <w:r>
         <w:t xml:space="preserve"> </w:t>
@@ -223,7 +223,7 @@
       </w:r>
     </w:p>
     <w:bookmarkEnd w:id="9"/>
-    <w:bookmarkStart w:id="10" w:name="introduction"/>
+    <w:bookmarkStart w:id="10" w:name="Xe3d0fc0bea9a42ce7605565d0964033d7f6ee47"/>
     <w:p>
       <w:pPr>
         <w:pStyle w:val="Heading2"/>
@@ -531,7 +531,7 @@
         <w:t xml:space="preserve"> </w:t>
       </w:r>
       <w:r>
-        <w:t xml:space="preserve">separates these techniques is already linearly present at MERT’s convolutional front-end</w:t>
+        <w:t xml:space="preserve">separates these techniques is already linearly present at MERT's convolutional front-end</w:t>
       </w:r>
       <w:r>
         <w:t xml:space="preserve"> </w:t>
@@ -620,7 +620,7 @@
       </w:r>
     </w:p>
     <w:bookmarkEnd w:id="10"/>
-    <w:bookmarkStart w:id="14" w:name="related-work"/>
+    <w:bookmarkStart w:id="14" w:name="Xe831035363742a0c7957cffd683edc86db2e5da"/>
     <w:p>
       <w:pPr>
         <w:pStyle w:val="Heading2"/>
@@ -687,7 +687,7 @@
         <w:t xml:space="preserve">work along evaluation-practice axes, exposing the gap our three pitfalls occupy.</w:t>
       </w:r>
     </w:p>
-    <w:bookmarkStart w:id="11" w:name="playing-technique-classification"/>
+    <w:bookmarkStart w:id="11" w:name="X5cf41d1ccfdcad3576401ca688fb36e0732d2ba"/>
     <w:p>
       <w:pPr>
         <w:pStyle w:val="Heading3"/>
@@ -717,7 +717,7 @@
         <w:t xml:space="preserve"> </w:t>
       </w:r>
       <w:r>
-        <w:t xml:space="preserve">playing-technique (IPT) classification on bowed strings from audio. Su et al. [cite, 2014 TASLP]</w:t>
+        <w:t xml:space="preserve">playing-technique (IPT) classification on bowed strings from audio. Su et al. [1]</w:t>
       </w:r>
       <w:r>
         <w:t xml:space="preserve"> </w:t>
@@ -741,7 +741,7 @@
         <w:t xml:space="preserve"> </w:t>
       </w:r>
       <w:r>
-        <w:t xml:space="preserve">transfer (RWC → real recordings) collapses to 0.547. Kruger &amp; Jacobs [cite, 2020 JNMR] classify</w:t>
+        <w:t xml:space="preserve">transfer (RWC → real recordings) collapses to 0.547. Kruger &amp; Jacobs [2] classify</w:t>
       </w:r>
       <w:r>
         <w:t xml:space="preserve"> </w:t>
@@ -753,7 +753,7 @@
         <w:t xml:space="preserve"> </w:t>
       </w:r>
       <w:r>
-        <w:t xml:space="preserve">Barbancho et al. [cite, 2009 ICASSP] detect six violin techniques with a hand-built decision</w:t>
+        <w:t xml:space="preserve">Barbancho et al. [3] detect six violin techniques with a hand-built decision</w:t>
       </w:r>
       <w:r>
         <w:t xml:space="preserve"> </w:t>
@@ -817,7 +817,7 @@
         <w:t xml:space="preserve"> </w:t>
       </w:r>
       <w:r>
-        <w:t xml:space="preserve">them with (joint time-frequency) scattering transforms. Lostanlen et al. [cite, 2018 DLfM]</w:t>
+        <w:t xml:space="preserve">them with (joint time-frequency) scattering transforms. Lostanlen et al. [4]</w:t>
       </w:r>
       <w:r>
         <w:t xml:space="preserve"> </w:t>
@@ -829,19 +829,7 @@
         <w:t xml:space="preserve"> </w:t>
       </w:r>
       <w:r>
-        <w:t xml:space="preserve">instrument recognition. Wang et al. extend adaptive scattering to Chinese bamboo flute [cite,</w:t>
-      </w:r>
-      <w:r>
-        <w:t xml:space="preserve"> </w:t>
-      </w:r>
-      <w:r>
-        <w:t xml:space="preserve">2020 ICASSP; 2022 TASLP], reporting macro-F1 79.9% vs 35.9% for MFCCs. Ducher &amp; Esling [cite,</w:t>
-      </w:r>
-      <w:r>
-        <w:t xml:space="preserve"> </w:t>
-      </w:r>
-      <w:r>
-        <w:t xml:space="preserve">2019 ISMIR] decompose cello IPT into orthogonal axes and cross-validate over five soundbanks</w:t>
+        <w:t xml:space="preserve">instrument recognition. Wang et al. extend adaptive scattering to Chinese bamboo flute [5, 6], reporting macro-F1 79.9% vs 35.9% for MFCCs. Ducher &amp; Esling [7] decompose cello IPT into orthogonal axes and cross-validate over five soundbanks</w:t>
       </w:r>
       <w:r>
         <w:t xml:space="preserve"> </w:t>
@@ -930,7 +918,7 @@
         <w:t xml:space="preserve"> </w:t>
       </w:r>
       <w:r>
-        <w:t xml:space="preserve">Guzheng and Erhu [cite, 2019 arXiv; 2022 ISMIR; 2023 ICASSP] show that fusing note-onset</w:t>
+        <w:t xml:space="preserve">Guzheng and Erhu [8, 9, 10] show that fusing note-onset</w:t>
       </w:r>
       <w:r>
         <w:t xml:space="preserve"> </w:t>
@@ -958,13 +946,7 @@
         <w:t xml:space="preserve"> </w:t>
       </w:r>
       <w:r>
-        <w:t xml:space="preserve">single most important feature. CNN-on-spectrogram studies on violin bowing [cite, 2021</w:t>
-      </w:r>
-      <w:r>
-        <w:t xml:space="preserve"> </w:t>
-      </w:r>
-      <w:r>
-        <w:t xml:space="preserve">MLwithApps] and electric guitar [cite, 2025 SciRep] report &gt;90% accuracy but under evaluation</w:t>
+        <w:t xml:space="preserve">single most important feature. CNN-on-spectrogram studies on violin bowing [11] and electric guitar [12] report &gt;90% accuracy but under evaluation</w:t>
       </w:r>
       <w:r>
         <w:t xml:space="preserve"> </w:t>
@@ -994,25 +976,13 @@
         <w:t xml:space="preserve"> </w:t>
       </w:r>
       <w:r>
-        <w:t xml:space="preserve">Closest to the</w:t>
-      </w:r>
-      <w:r>
-        <w:t xml:space="preserve"> </w:t>
-      </w:r>
-      <w:r>
-        <w:t xml:space="preserve">“foundation model”</w:t>
-      </w:r>
-      <w:r>
-        <w:t xml:space="preserve"> </w:t>
-      </w:r>
-      <w:r>
-        <w:t xml:space="preserve">question, MERTech</w:t>
-      </w:r>
-      <w:r>
-        <w:t xml:space="preserve"> </w:t>
-      </w:r>
-      <w:r>
-        <w:t xml:space="preserve">[cite, 2024 ICASSP] fine-tunes MERT-v1-95M — the same backbone we use — for multi-task</w:t>
+        <w:t xml:space="preserve">Closest to the "foundation model" question, MERTech</w:t>
+      </w:r>
+      <w:r>
+        <w:t xml:space="preserve"> </w:t>
+      </w:r>
+      <w:r>
+        <w:t xml:space="preserve">[13] fine-tunes MERT-v1-95M — the same backbone we use — for multi-task</w:t>
       </w:r>
       <w:r>
         <w:t xml:space="preserve"> </w:t>
@@ -1024,7 +994,7 @@
         <w:t xml:space="preserve"> </w:t>
       </w:r>
       <w:r>
-        <w:t xml:space="preserve">classification; VioPTT [cite, 2025 arXiv] surpasses it (77.22%) via synthetic augmentation but</w:t>
+        <w:t xml:space="preserve">classification; VioPTT [14] surpasses it (77.22%) via synthetic augmentation but</w:t>
       </w:r>
       <w:r>
         <w:t xml:space="preserve"> </w:t>
@@ -1082,7 +1052,7 @@
         <w:t xml:space="preserve"> </w:t>
       </w:r>
       <w:r>
-        <w:t xml:space="preserve">IMU/MOCAP/EMG rather than audio [cite, 2018 iWOAR; 2019/2021 FrontPsychol; 2024 JAIT], often</w:t>
+        <w:t xml:space="preserve">IMU/MOCAP/EMG rather than audio [15, 16], often</w:t>
       </w:r>
       <w:r>
         <w:t xml:space="preserve"> </w:t>
@@ -1114,7 +1084,7 @@
       </w:r>
     </w:p>
     <w:bookmarkEnd w:id="11"/>
-    <w:bookmarkStart w:id="12" w:name="X9ea4ce7224359270967c9393fdfd2583a8571a8"/>
+    <w:bookmarkStart w:id="12" w:name="X4c9a9e42b24bfa0783e7ccebd351d44322b3294"/>
     <w:p>
       <w:pPr>
         <w:pStyle w:val="Heading3"/>
@@ -1144,7 +1114,7 @@
         <w:t xml:space="preserve"> </w:t>
       </w:r>
       <w:r>
-        <w:t xml:space="preserve">et al. [cite, 2018 NeurIPS], who show in the image domain that once baselines are properly tuned,</w:t>
+        <w:t xml:space="preserve">et al. [17], who show in the image domain that once baselines are properly tuned,</w:t>
       </w:r>
       <w:r>
         <w:t xml:space="preserve"> </w:t>
@@ -1192,19 +1162,7 @@
         <w:t xml:space="preserve"> </w:t>
       </w:r>
       <w:r>
-        <w:t xml:space="preserve">Musgrave et al. [cite, 2020 ECCV] make a parallel</w:t>
-      </w:r>
-      <w:r>
-        <w:t xml:space="preserve"> </w:t>
-      </w:r>
-      <w:r>
-        <w:t xml:space="preserve">“reality check”</w:t>
-      </w:r>
-      <w:r>
-        <w:t xml:space="preserve"> </w:t>
-      </w:r>
-      <w:r>
-        <w:t xml:space="preserve">for metric learning,</w:t>
+        <w:t xml:space="preserve">Musgrave et al. [18] make a parallel "reality check" for metric learning,</w:t>
       </w:r>
       <w:r>
         <w:t xml:space="preserve"> </w:t>
@@ -1228,7 +1186,7 @@
         <w:t xml:space="preserve"> </w:t>
       </w:r>
       <w:r>
-        <w:t xml:space="preserve">Kapoor &amp; Narayanan [cite, 2023 Patterns] document leakage</w:t>
+        <w:t xml:space="preserve">Kapoor &amp; Narayanan [19] document leakage</w:t>
       </w:r>
       <w:r>
         <w:t xml:space="preserve"> </w:t>
@@ -1240,19 +1198,7 @@
         <w:t xml:space="preserve"> </w:t>
       </w:r>
       <w:r>
-        <w:t xml:space="preserve">of their</w:t>
-      </w:r>
-      <w:r>
-        <w:t xml:space="preserve"> </w:t>
-      </w:r>
-      <w:r>
-        <w:t xml:space="preserve">“test-set information used in model selection”</w:t>
-      </w:r>
-      <w:r>
-        <w:t xml:space="preserve"> </w:t>
-      </w:r>
-      <w:r>
-        <w:t xml:space="preserve">category, localized to self-training and</w:t>
+        <w:t xml:space="preserve">of their "test-set information used in model selection" category, localized to self-training and</w:t>
       </w:r>
       <w:r>
         <w:t xml:space="preserve"> </w:t>
@@ -1298,7 +1244,7 @@
         <w:t xml:space="preserve"> </w:t>
       </w:r>
       <w:r>
-        <w:t xml:space="preserve">Bouthillier et al. [cite, 2021 MLSys] argue that</w:t>
+        <w:t xml:space="preserve">Bouthillier et al. [20] argue that</w:t>
       </w:r>
       <w:r>
         <w:t xml:space="preserve"> </w:t>
@@ -1362,13 +1308,13 @@
         <w:t xml:space="preserve"> </w:t>
       </w:r>
       <w:r>
-        <w:t xml:space="preserve">Pasad et al. [cite, 2021 ASRU] show, layer-by-layer,</w:t>
-      </w:r>
-      <w:r>
-        <w:t xml:space="preserve"> </w:t>
-      </w:r>
-      <w:r>
-        <w:t xml:space="preserve">that a wav2vec2-style speech model’s early layers mirror low-level acoustics (mel-filterbank-like)</w:t>
+        <w:t xml:space="preserve">Pasad et al. [21] show, layer-by-layer,</w:t>
+      </w:r>
+      <w:r>
+        <w:t xml:space="preserve"> </w:t>
+      </w:r>
+      <w:r>
+        <w:t xml:space="preserve">that a wav2vec2-style speech model's early layers mirror low-level acoustics (mel-filterbank-like)</w:t>
       </w:r>
       <w:r>
         <w:t xml:space="preserve"> </w:t>
@@ -1386,13 +1332,7 @@
         <w:t xml:space="preserve"> </w:t>
       </w:r>
       <w:r>
-        <w:t xml:space="preserve">at the convolutional front-end (R²=0.77) before any transformer layer. Hewitt &amp; Liang [cite, 2019</w:t>
-      </w:r>
-      <w:r>
-        <w:t xml:space="preserve"> </w:t>
-      </w:r>
-      <w:r>
-        <w:t xml:space="preserve">EMNLP] justify pairing probes with control tasks so a probe reads representations rather than</w:t>
+        <w:t xml:space="preserve">at the convolutional front-end (R²=0.77) before any transformer layer. Hewitt &amp; Liang [22] justify pairing probes with control tasks so a probe reads representations rather than</w:t>
       </w:r>
       <w:r>
         <w:t xml:space="preserve"> </w:t>
@@ -1422,31 +1362,19 @@
         <w:t xml:space="preserve"> </w:t>
       </w:r>
       <w:r>
-        <w:t xml:space="preserve">Standardized SSL benchmarks — MARBLE [cite, 2023</w:t>
-      </w:r>
-      <w:r>
-        <w:t xml:space="preserve"> </w:t>
-      </w:r>
-      <w:r>
-        <w:t xml:space="preserve">arXiv] for music, USB [cite, 2022 NeurIPS] for SSL broadly — matter to our pitfall (ii) in a</w:t>
-      </w:r>
-      <w:r>
-        <w:t xml:space="preserve"> </w:t>
-      </w:r>
-      <w:r>
-        <w:t xml:space="preserve">specific way: MARBLE’s probing head is an MLP (hidden 512), not a single linear layer. Thus the</w:t>
-      </w:r>
-      <w:r>
-        <w:t xml:space="preserve"> </w:t>
-      </w:r>
-      <w:r>
-        <w:t xml:space="preserve">“convention”</w:t>
-      </w:r>
-      <w:r>
-        <w:t xml:space="preserve"> </w:t>
-      </w:r>
-      <w:r>
-        <w:t xml:space="preserve">does not undertune the backbone;</w:t>
+        <w:t xml:space="preserve">Standardized SSL benchmarks — MARBLE [23] for music, USB [24] for SSL broadly — matter to our pitfall (ii) in a</w:t>
+      </w:r>
+      <w:r>
+        <w:t xml:space="preserve"> </w:t>
+      </w:r>
+      <w:r>
+        <w:t xml:space="preserve">specific way: MARBLE's probing head is an MLP (hidden 512), not a single linear layer. Thus the</w:t>
+      </w:r>
+      <w:r>
+        <w:t xml:space="preserve"> </w:t>
+      </w:r>
+      <w:r>
+        <w:t xml:space="preserve">"convention" does not undertune the backbone;</w:t>
       </w:r>
       <w:r>
         <w:t xml:space="preserve"> </w:t>
@@ -1468,25 +1396,7 @@
         <w:t xml:space="preserve"> </w:t>
       </w:r>
       <w:r>
-        <w:t xml:space="preserve">single-linear head. Pitfall (ii) is therefore not</w:t>
-      </w:r>
-      <w:r>
-        <w:t xml:space="preserve"> </w:t>
-      </w:r>
-      <w:r>
-        <w:t xml:space="preserve">“the field undertunes SSL”</w:t>
-      </w:r>
-      <w:r>
-        <w:t xml:space="preserve"> </w:t>
-      </w:r>
-      <w:r>
-        <w:t xml:space="preserve">but</w:t>
-      </w:r>
-      <w:r>
-        <w:t xml:space="preserve"> </w:t>
-      </w:r>
-      <w:r>
-        <w:t xml:space="preserve">“probe design</w:t>
+        <w:t xml:space="preserve">single-linear head. Pitfall (ii) is therefore not "the field undertunes SSL" but "probe design</w:t>
       </w:r>
       <w:r>
         <w:t xml:space="preserve"> </w:t>
@@ -1498,19 +1408,13 @@
         <w:t xml:space="preserve"> </w:t>
       </w:r>
       <w:r>
-        <w:t xml:space="preserve">below convention.”</w:t>
-      </w:r>
-      <w:r>
-        <w:t xml:space="preserve"> </w:t>
-      </w:r>
-      <w:r>
-        <w:t xml:space="preserve">MERT itself [cite, 2024 ICLR] is the backbone under test. Fine-tuning under</w:t>
-      </w:r>
-      <w:r>
-        <w:t xml:space="preserve"> </w:t>
-      </w:r>
-      <w:r>
-        <w:t xml:space="preserve">distribution shift is treated by Kumar et al. [cite, 2022 ICLR], whose LP-FT effect we invoke in</w:t>
+        <w:t xml:space="preserve">below convention." MERT itself [25] is the backbone under test. Fine-tuning under</w:t>
+      </w:r>
+      <w:r>
+        <w:t xml:space="preserve"> </w:t>
+      </w:r>
+      <w:r>
+        <w:t xml:space="preserve">distribution shift is treated by Kumar et al. [26], whose LP-FT effect we invoke in</w:t>
       </w:r>
       <w:r>
         <w:t xml:space="preserve"> </w:t>
@@ -1520,7 +1424,7 @@
       </w:r>
     </w:p>
     <w:bookmarkEnd w:id="12"/>
-    <w:bookmarkStart w:id="13" w:name="X7a21cef6ee1ca4266453161941bebcc3ca46469"/>
+    <w:bookmarkStart w:id="13" w:name="X16c938103a5590a8914e8f2e95df197e85a59f7"/>
     <w:p>
       <w:pPr>
         <w:pStyle w:val="Heading3"/>
@@ -1670,8 +1574,7 @@
     <w:tbl>
       <w:tblPr>
         <w:tblStyle w:val="Table"/>
-        <w:tblW w:type="pct" w:w="5000"/>
-        <w:tblLayout w:type="fixed"/>
+        <w:tblW w:type="auto" w:w="0"/>
         <w:tblLook w:firstRow="1" w:lastRow="0" w:firstColumn="0" w:lastColumn="0" w:noHBand="0" w:noVBand="0" w:val="0020"/>
       </w:tblPr>
       <w:tblGrid>
@@ -1752,7 +1655,7 @@
               <w:pStyle w:val="Compact"/>
             </w:pPr>
             <w:r>
-              <w:t xml:space="preserve">(C) Uncertainty at claim’s unit</w:t>
+              <w:t xml:space="preserve">(C) Uncertainty at claim's unit</w:t>
             </w:r>
           </w:p>
         </w:tc>
@@ -1765,7 +1668,7 @@
               <w:pStyle w:val="Compact"/>
             </w:pPr>
             <w:r>
-              <w:t xml:space="preserve">Su et al. 2014 [cite]</w:t>
+              <w:t xml:space="preserve">Su et al. 2014 [1]</w:t>
             </w:r>
           </w:p>
         </w:tc>
@@ -1822,7 +1725,7 @@
               <w:pStyle w:val="Compact"/>
             </w:pPr>
             <w:r>
-              <w:t xml:space="preserve">Barbancho 2009 [cite]</w:t>
+              <w:t xml:space="preserve">Barbancho 2009 [3]</w:t>
             </w:r>
           </w:p>
         </w:tc>
@@ -1879,7 +1782,7 @@
               <w:pStyle w:val="Compact"/>
             </w:pPr>
             <w:r>
-              <w:t xml:space="preserve">Kruger &amp; Jacobs 2020 [cite]</w:t>
+              <w:t xml:space="preserve">Kruger &amp; Jacobs 2020 [2]</w:t>
             </w:r>
           </w:p>
         </w:tc>
@@ -1936,7 +1839,7 @@
               <w:pStyle w:val="Compact"/>
             </w:pPr>
             <w:r>
-              <w:t xml:space="preserve">Lostanlen 2018 [cite]</w:t>
+              <w:t xml:space="preserve">Lostanlen 2018 [4]</w:t>
             </w:r>
           </w:p>
         </w:tc>
@@ -1993,7 +1896,7 @@
               <w:pStyle w:val="Compact"/>
             </w:pPr>
             <w:r>
-              <w:t xml:space="preserve">Ducher &amp; Esling 2019 [cite]</w:t>
+              <w:t xml:space="preserve">Ducher &amp; Esling 2019 [7]</w:t>
             </w:r>
           </w:p>
         </w:tc>
@@ -2050,7 +1953,7 @@
               <w:pStyle w:val="Compact"/>
             </w:pPr>
             <w:r>
-              <w:t xml:space="preserve">Wang 2020/2022 [cite]</w:t>
+              <w:t xml:space="preserve">Wang 2020/2022 [5, 6]</w:t>
             </w:r>
           </w:p>
         </w:tc>
@@ -2107,7 +2010,7 @@
               <w:pStyle w:val="Compact"/>
             </w:pPr>
             <w:r>
-              <w:t xml:space="preserve">Guzheng/Erhu 2019–2023 [cite]</w:t>
+              <w:t xml:space="preserve">Guzheng/Erhu 2019–2023 [8, 9, 10]</w:t>
             </w:r>
           </w:p>
         </w:tc>
@@ -2164,7 +2067,7 @@
               <w:pStyle w:val="Compact"/>
             </w:pPr>
             <w:r>
-              <w:t xml:space="preserve">Alar 2021 [cite]</w:t>
+              <w:t xml:space="preserve">Alar 2021 [11]</w:t>
             </w:r>
           </w:p>
         </w:tc>
@@ -2221,18 +2124,18 @@
               <w:pStyle w:val="Compact"/>
             </w:pPr>
             <w:r>
-              <w:t xml:space="preserve">MERTech 2024 [cite]</w:t>
-            </w:r>
-          </w:p>
-        </w:tc>
-        <w:tc>
-          <w:tcPr/>
-          <w:p>
-            <w:pPr>
-              <w:pStyle w:val="Compact"/>
-            </w:pPr>
-            <w:r>
-              <w:t xml:space="preserve">multi (incl. violin)</w:t>
+              <w:t xml:space="preserve">MERTech 2024 [13]</w:t>
+            </w:r>
+          </w:p>
+        </w:tc>
+        <w:tc>
+          <w:tcPr/>
+          <w:p>
+            <w:pPr>
+              <w:pStyle w:val="Compact"/>
+            </w:pPr>
+            <w:r>
+              <w:t xml:space="preserve">multi (incl. violin)</w:t>
             </w:r>
           </w:p>
         </w:tc>
@@ -2278,7 +2181,7 @@
               <w:pStyle w:val="Compact"/>
             </w:pPr>
             <w:r>
-              <w:t xml:space="preserve">VioPTT 2025 [cite]</w:t>
+              <w:t xml:space="preserve">VioPTT 2025 [14]</w:t>
             </w:r>
           </w:p>
         </w:tc>
@@ -2335,7 +2238,7 @@
               <w:pStyle w:val="Compact"/>
             </w:pPr>
             <w:r>
-              <w:t xml:space="preserve">SpectroFusionNet 2025 [cite]</w:t>
+              <w:t xml:space="preserve">SpectroFusionNet 2025 [12]</w:t>
             </w:r>
           </w:p>
         </w:tc>
@@ -2500,7 +2403,7 @@
     </w:p>
     <w:bookmarkEnd w:id="13"/>
     <w:bookmarkEnd w:id="14"/>
-    <w:bookmarkStart w:id="21" w:name="data-and-method"/>
+    <w:bookmarkStart w:id="21" w:name="X89a98747fa3d78d7f5cc6edd0b216ae84dbb623"/>
     <w:p>
       <w:pPr>
         <w:pStyle w:val="Heading2"/>
@@ -2509,7 +2412,7 @@
         <w:t xml:space="preserve">3. Data and Method</w:t>
       </w:r>
     </w:p>
-    <w:bookmarkStart w:id="15" w:name="data"/>
+    <w:bookmarkStart w:id="15" w:name="X7539fb3dc2f98232f41138bc75cab658563f4ee"/>
     <w:p>
       <w:pPr>
         <w:pStyle w:val="Heading3"/>
@@ -2539,7 +2442,7 @@
         <w:t xml:space="preserve"> </w:t>
       </w:r>
       <w:r>
-        <w:t xml:space="preserve">[cite], a library of isolated instrumental notes. We</w:t>
+        <w:t xml:space="preserve">[27], a library of isolated instrumental notes. We</w:t>
       </w:r>
       <w:r>
         <w:t xml:space="preserve"> </w:t>
@@ -2868,7 +2771,7 @@
       </w:r>
     </w:p>
     <w:bookmarkEnd w:id="15"/>
-    <w:bookmarkStart w:id="16" w:name="X676b6167e3a64b13fafedb70246dd287fb2cf63"/>
+    <w:bookmarkStart w:id="16" w:name="X9567b4f360a7f3b4b214b9818cfb78f5acb859d"/>
     <w:p>
       <w:pPr>
         <w:pStyle w:val="Heading3"/>
@@ -3134,7 +3037,7 @@
       </w:r>
     </w:p>
     <w:bookmarkEnd w:id="16"/>
-    <w:bookmarkStart w:id="17" w:name="features-and-models"/>
+    <w:bookmarkStart w:id="17" w:name="X2e307fe37c068bdf35d4f74b285ada581efa5ab"/>
     <w:p>
       <w:pPr>
         <w:pStyle w:val="Heading3"/>
@@ -3378,7 +3281,7 @@
         <w:t xml:space="preserve"> </w:t>
       </w:r>
       <w:r>
-        <w:t xml:space="preserve">[cite] via HuggingFace</w:t>
+        <w:t xml:space="preserve">[25] via HuggingFace</w:t>
       </w:r>
       <w:r>
         <w:t xml:space="preserve"> </w:t>
@@ -3426,203 +3329,185 @@
         <w:t xml:space="preserve"> </w:t>
       </w:r>
       <w:r>
-        <w:t xml:space="preserve">13 layers are retained for the probe and the layer-weighted head. On top we train a classification</w:t>
-      </w:r>
-      <w:r>
-        <w:t xml:space="preserve"> </w:t>
-      </w:r>
-      <w:r>
-        <w:rPr>
-          <w:b/>
-          <w:bCs/>
-        </w:rPr>
-        <w:t xml:space="preserve">head</w:t>
-      </w:r>
-      <w:r>
-        <w:t xml:space="preserve"> </w:t>
-      </w:r>
-      <w:r>
-        <w:t xml:space="preserve">— a single linear layer, an MLP-256, or a learned convex combination over layers</w:t>
+        <w:rPr>
+          <w:b/>
+          <w:bCs/>
+        </w:rPr>
+        <w:t xml:space="preserve">13 hidden states</w:t>
+      </w:r>
+      <w:r>
+        <w:t xml:space="preserve"> </w:t>
+      </w:r>
+      <w:r>
+        <w:t xml:space="preserve">are retained for the probe and the layer-weighted head — in HuggingFace</w:t>
+      </w:r>
+      <w:r>
+        <w:t xml:space="preserve"> </w:t>
+      </w:r>
+      <w:r>
+        <w:rPr>
+          <w:rStyle w:val="VerbatimChar"/>
+        </w:rPr>
+        <w:t xml:space="preserve">hidden_states</w:t>
+      </w:r>
+      <w:r>
+        <w:t xml:space="preserve"> </w:t>
+      </w:r>
+      <w:r>
+        <w:t xml:space="preserve">indexing,</w:t>
+      </w:r>
+      <w:r>
+        <w:t xml:space="preserve"> </w:t>
+      </w:r>
+      <w:r>
+        <w:rPr>
+          <w:b/>
+          <w:bCs/>
+        </w:rPr>
+        <w:t xml:space="preserve">L0 is the feature-projection output following the convolutional feature</w:t>
+      </w:r>
+      <w:r>
+        <w:rPr>
+          <w:b/>
+          <w:bCs/>
+        </w:rPr>
+        <w:t xml:space="preserve"> </w:t>
+      </w:r>
+      <w:r>
+        <w:rPr>
+          <w:b/>
+          <w:bCs/>
+        </w:rPr>
+        <w:t xml:space="preserve">encoder</w:t>
       </w:r>
       <w:r>
         <w:t xml:space="preserve"> </w:t>
       </w:r>
       <w:r>
         <w:t xml:space="preserve">(</w:t>
-      </w:r>
-      <w:r>
-        <w:t xml:space="preserve">“layer-weighted”</w:t>
-      </w:r>
-      <w:r>
-        <w:t xml:space="preserve">). A</w:t>
-      </w:r>
-      <w:r>
-        <w:t xml:space="preserve"> </w:t>
-      </w:r>
-      <w:r>
-        <w:rPr>
-          <w:b/>
-          <w:bCs/>
-        </w:rPr>
-        <w:t xml:space="preserve">CLAP zero-shot</w:t>
-      </w:r>
-      <w:r>
-        <w:t xml:space="preserve"> </w:t>
-      </w:r>
-      <w:r>
-        <w:t xml:space="preserve">classifier (</w:t>
-      </w:r>
-      <w:r>
-        <w:rPr>
-          <w:rStyle w:val="VerbatimChar"/>
-        </w:rPr>
-        <w:t xml:space="preserve">laion/clap-htsat-unfused</w:t>
-      </w:r>
-      <w:r>
-        <w:t xml:space="preserve">) provides a</w:t>
-      </w:r>
-      <w:r>
-        <w:t xml:space="preserve"> </w:t>
-      </w:r>
-      <w:r>
-        <w:t xml:space="preserve">no-label reference point. The heaviest tuning point,</w:t>
-      </w:r>
-      <w:r>
-        <w:t xml:space="preserve"> </w:t>
-      </w:r>
-      <w:r>
-        <w:rPr>
-          <w:b/>
-          <w:bCs/>
-        </w:rPr>
-        <w:t xml:space="preserve">LoRA</w:t>
-      </w:r>
-      <w:r>
-        <w:t xml:space="preserve"> </w:t>
-      </w:r>
-      <w:r>
-        <w:t xml:space="preserve">(r=8, α=16, on q/v projections),</w:t>
-      </w:r>
-      <w:r>
-        <w:t xml:space="preserve"> </w:t>
-      </w:r>
-      <w:r>
-        <w:t xml:space="preserve">adapts the backbone itself (§4.4). All models run on Apple-Silicon MPS with CPU fallback; no CUDA,</w:t>
-      </w:r>
-      <w:r>
-        <w:t xml:space="preserve"> </w:t>
-      </w:r>
-      <w:r>
-        <w:t xml:space="preserve">no bitsandbytes.</w:t>
-      </w:r>
-    </w:p>
-    <w:bookmarkEnd w:id="17"/>
-    <w:bookmarkStart w:id="18" w:name="tuning-budgets"/>
-    <w:p>
-      <w:pPr>
-        <w:pStyle w:val="Heading3"/>
-      </w:pPr>
-      <w:r>
-        <w:t xml:space="preserve">3.4 Tuning budgets</w:t>
-      </w:r>
-    </w:p>
-    <w:p>
-      <w:pPr>
-        <w:pStyle w:val="FirstParagraph"/>
-      </w:pPr>
-      <w:r>
-        <w:t xml:space="preserve">To make the SVM-vs-MERT comparison fair, both are tuned on</w:t>
-      </w:r>
-      <w:r>
-        <w:t xml:space="preserve"> </w:t>
-      </w:r>
-      <w:r>
-        <w:rPr>
-          <w:rStyle w:val="VerbatimChar"/>
-        </w:rPr>
-        <w:t xml:space="preserve">val_select</w:t>
-      </w:r>
-      <w:r>
-        <w:t xml:space="preserve"> </w:t>
-      </w:r>
-      <w:r>
-        <w:t xml:space="preserve">(never on test). The SVM</w:t>
-      </w:r>
-      <w:r>
-        <w:t xml:space="preserve"> </w:t>
-      </w:r>
-      <w:r>
-        <w:t xml:space="preserve">searches</w:t>
-      </w:r>
-      <w:r>
-        <w:t xml:space="preserve"> </w:t>
-      </w:r>
-      <w:r>
-        <w:rPr>
-          <w:b/>
-          <w:bCs/>
-        </w:rPr>
-        <w:t xml:space="preserve">12 configurations</w:t>
-      </w:r>
-      <w:r>
-        <w:t xml:space="preserve"> </w:t>
-      </w:r>
-      <w:r>
-        <w:t xml:space="preserve">(C ∈ {0.1,1,10,100} × γ ∈ {scale,0.01,0.001}); the MERT head</w:t>
-      </w:r>
-      <w:r>
-        <w:t xml:space="preserve"> </w:t>
-      </w:r>
-      <w:r>
-        <w:t xml:space="preserve">searches</w:t>
-      </w:r>
-      <w:r>
-        <w:t xml:space="preserve"> </w:t>
-      </w:r>
-      <w:r>
-        <w:rPr>
-          <w:b/>
-          <w:bCs/>
-        </w:rPr>
-        <w:t xml:space="preserve">24</w:t>
-      </w:r>
-      <w:r>
-        <w:t xml:space="preserve"> </w:t>
-      </w:r>
-      <w:r>
-        <w:t xml:space="preserve">(arch ∈ {linear, mlp256} × lr × weight-decay × dropout) — a</w:t>
-      </w:r>
-      <w:r>
-        <w:t xml:space="preserve"> </w:t>
       </w:r>
       <w:r>
         <w:rPr>
           <w:i/>
           <w:iCs/>
         </w:rPr>
-        <w:t xml:space="preserve">larger</w:t>
-      </w:r>
-      <w:r>
-        <w:t xml:space="preserve"> </w:t>
-      </w:r>
-      <w:r>
-        <w:t xml:space="preserve">budget for</w:t>
-      </w:r>
-      <w:r>
-        <w:t xml:space="preserve"> </w:t>
-      </w:r>
-      <w:r>
-        <w:t xml:space="preserve">the backbone, guarding against undertuning it (§4.2).</w:t>
-      </w:r>
-    </w:p>
-    <w:bookmarkEnd w:id="18"/>
-    <w:bookmarkStart w:id="19" w:name="uncertainty-quantification"/>
+        <w:t xml:space="preserve">before</w:t>
+      </w:r>
+      <w:r>
+        <w:t xml:space="preserve"> </w:t>
+      </w:r>
+      <w:r>
+        <w:t xml:space="preserve">the first transformer block) and</w:t>
+      </w:r>
+      <w:r>
+        <w:t xml:space="preserve"> </w:t>
+      </w:r>
+      <w:r>
+        <w:rPr>
+          <w:b/>
+          <w:bCs/>
+        </w:rPr>
+        <w:t xml:space="preserve">L1–L12 are the twelve transformer layers</w:t>
+      </w:r>
+      <w:r>
+        <w:t xml:space="preserve">.</w:t>
+      </w:r>
+      <w:r>
+        <w:t xml:space="preserve"> </w:t>
+      </w:r>
+      <w:r>
+        <w:t xml:space="preserve">Throughout, "convolutional front-end (L0)" refers to this pre-transformer state. On top we train a classification</w:t>
+      </w:r>
+      <w:r>
+        <w:t xml:space="preserve"> </w:t>
+      </w:r>
+      <w:r>
+        <w:rPr>
+          <w:b/>
+          <w:bCs/>
+        </w:rPr>
+        <w:t xml:space="preserve">head</w:t>
+      </w:r>
+      <w:r>
+        <w:t xml:space="preserve"> </w:t>
+      </w:r>
+      <w:r>
+        <w:t xml:space="preserve">— a single linear layer, an MLP-256, or a learned convex combination over layers</w:t>
+      </w:r>
+      <w:r>
+        <w:t xml:space="preserve"> </w:t>
+      </w:r>
+      <w:r>
+        <w:t xml:space="preserve">("layer-weighted"). A</w:t>
+      </w:r>
+      <w:r>
+        <w:t xml:space="preserve"> </w:t>
+      </w:r>
+      <w:r>
+        <w:rPr>
+          <w:b/>
+          <w:bCs/>
+        </w:rPr>
+        <w:t xml:space="preserve">CLAP zero-shot</w:t>
+      </w:r>
+      <w:r>
+        <w:t xml:space="preserve"> </w:t>
+      </w:r>
+      <w:r>
+        <w:t xml:space="preserve">classifier (</w:t>
+      </w:r>
+      <w:r>
+        <w:rPr>
+          <w:rStyle w:val="VerbatimChar"/>
+        </w:rPr>
+        <w:t xml:space="preserve">laion/clap-htsat-unfused</w:t>
+      </w:r>
+      <w:r>
+        <w:t xml:space="preserve">) provides a</w:t>
+      </w:r>
+      <w:r>
+        <w:t xml:space="preserve"> </w:t>
+      </w:r>
+      <w:r>
+        <w:t xml:space="preserve">no-label reference point. The heaviest tuning point,</w:t>
+      </w:r>
+      <w:r>
+        <w:t xml:space="preserve"> </w:t>
+      </w:r>
+      <w:r>
+        <w:rPr>
+          <w:b/>
+          <w:bCs/>
+        </w:rPr>
+        <w:t xml:space="preserve">LoRA</w:t>
+      </w:r>
+      <w:r>
+        <w:t xml:space="preserve"> </w:t>
+      </w:r>
+      <w:r>
+        <w:t xml:space="preserve">(r=8, α=16, on q/v projections),</w:t>
+      </w:r>
+      <w:r>
+        <w:t xml:space="preserve"> </w:t>
+      </w:r>
+      <w:r>
+        <w:t xml:space="preserve">adapts the backbone itself (§4.4). All models run on Apple-Silicon MPS with CPU fallback; no CUDA,</w:t>
+      </w:r>
+      <w:r>
+        <w:t xml:space="preserve"> </w:t>
+      </w:r>
+      <w:r>
+        <w:t xml:space="preserve">no bitsandbytes.</w:t>
+      </w:r>
+    </w:p>
+    <w:bookmarkEnd w:id="17"/>
+    <w:bookmarkStart w:id="18" w:name="X958fb278949799372f4ccc581610fee6707cc2b"/>
     <w:p>
       <w:pPr>
         <w:pStyle w:val="Heading3"/>
       </w:pPr>
       <w:r>
-        <w:t xml:space="preserve">3.5 Uncertainty quantification</w:t>
+        <w:t xml:space="preserve">3.4 Tuning budgets</w:t>
       </w:r>
     </w:p>
     <w:p>
@@ -3630,89 +3515,66 @@
         <w:pStyle w:val="FirstParagraph"/>
       </w:pPr>
       <w:r>
-        <w:t xml:space="preserve">We report a</w:t>
-      </w:r>
-      <w:r>
-        <w:t xml:space="preserve"> </w:t>
-      </w:r>
-      <w:r>
-        <w:rPr>
-          <w:b/>
-          <w:bCs/>
-        </w:rPr>
-        <w:t xml:space="preserve">BCa bootstrap</w:t>
-      </w:r>
-      <w:r>
-        <w:t xml:space="preserve"> </w:t>
-      </w:r>
-      <w:r>
-        <w:t xml:space="preserve">(B=2,000, 95%). Because clips from one recording are strongly</w:t>
-      </w:r>
-      <w:r>
-        <w:t xml:space="preserve"> </w:t>
-      </w:r>
-      <w:r>
-        <w:t xml:space="preserve">correlated, we resample at the</w:t>
-      </w:r>
-      <w:r>
-        <w:t xml:space="preserve"> </w:t>
-      </w:r>
-      <w:r>
-        <w:rPr>
-          <w:b/>
-          <w:bCs/>
-        </w:rPr>
-        <w:t xml:space="preserve">recording-cluster</w:t>
-      </w:r>
-      <w:r>
-        <w:t xml:space="preserve"> </w:t>
-      </w:r>
-      <w:r>
-        <w:t xml:space="preserve">level rather than the clip level. Critically,</w:t>
-      </w:r>
-      <w:r>
-        <w:t xml:space="preserve"> </w:t>
-      </w:r>
-      <w:r>
-        <w:t xml:space="preserve">since the claim generalizes across instruments, we also report a</w:t>
-      </w:r>
-      <w:r>
-        <w:t xml:space="preserve"> </w:t>
-      </w:r>
-      <w:r>
-        <w:rPr>
-          <w:b/>
-          <w:bCs/>
-        </w:rPr>
-        <w:t xml:space="preserve">two-level</w:t>
-      </w:r>
-      <w:r>
-        <w:t xml:space="preserve"> </w:t>
-      </w:r>
-      <w:r>
-        <w:t xml:space="preserve">bootstrap that</w:t>
-      </w:r>
-      <w:r>
-        <w:t xml:space="preserve"> </w:t>
-      </w:r>
-      <w:r>
-        <w:t xml:space="preserve">resamples the</w:t>
-      </w:r>
-      <w:r>
-        <w:t xml:space="preserve"> </w:t>
-      </w:r>
-      <w:r>
-        <w:rPr>
-          <w:b/>
-          <w:bCs/>
-        </w:rPr>
-        <w:t xml:space="preserve">instrument/fold</w:t>
-      </w:r>
-      <w:r>
-        <w:t xml:space="preserve"> </w:t>
-      </w:r>
-      <w:r>
-        <w:t xml:space="preserve">unit — the dominant variance component — and treat</w:t>
+        <w:t xml:space="preserve">To make the SVM-vs-MERT comparison fair, both are tuned on</w:t>
+      </w:r>
+      <w:r>
+        <w:t xml:space="preserve"> </w:t>
+      </w:r>
+      <w:r>
+        <w:rPr>
+          <w:rStyle w:val="VerbatimChar"/>
+        </w:rPr>
+        <w:t xml:space="preserve">val_select</w:t>
+      </w:r>
+      <w:r>
+        <w:t xml:space="preserve"> </w:t>
+      </w:r>
+      <w:r>
+        <w:t xml:space="preserve">(never on test). The SVM</w:t>
+      </w:r>
+      <w:r>
+        <w:t xml:space="preserve"> </w:t>
+      </w:r>
+      <w:r>
+        <w:t xml:space="preserve">searches</w:t>
+      </w:r>
+      <w:r>
+        <w:t xml:space="preserve"> </w:t>
+      </w:r>
+      <w:r>
+        <w:rPr>
+          <w:b/>
+          <w:bCs/>
+        </w:rPr>
+        <w:t xml:space="preserve">12 configurations</w:t>
+      </w:r>
+      <w:r>
+        <w:t xml:space="preserve"> </w:t>
+      </w:r>
+      <w:r>
+        <w:t xml:space="preserve">(C ∈ {0.1,1,10,100} × γ ∈ {scale,0.01,0.001}); the MERT head</w:t>
+      </w:r>
+      <w:r>
+        <w:t xml:space="preserve"> </w:t>
+      </w:r>
+      <w:r>
+        <w:t xml:space="preserve">searches</w:t>
+      </w:r>
+      <w:r>
+        <w:t xml:space="preserve"> </w:t>
+      </w:r>
+      <w:r>
+        <w:rPr>
+          <w:b/>
+          <w:bCs/>
+        </w:rPr>
+        <w:t xml:space="preserve">24</w:t>
+      </w:r>
+      <w:r>
+        <w:t xml:space="preserve"> </w:t>
+      </w:r>
+      <w:r>
+        <w:t xml:space="preserve">(arch ∈ {linear, mlp256} × lr × weight-decay × dropout) — a</w:t>
       </w:r>
       <w:r>
         <w:t xml:space="preserve"> </w:t>
@@ -3722,29 +3584,29 @@
           <w:i/>
           <w:iCs/>
         </w:rPr>
-        <w:t xml:space="preserve">its</w:t>
-      </w:r>
-      <w:r>
-        <w:t xml:space="preserve"> </w:t>
-      </w:r>
-      <w:r>
-        <w:t xml:space="preserve">zero-coverage as the significance test (§4.3). With four instruments these intervals are</w:t>
-      </w:r>
-      <w:r>
-        <w:t xml:space="preserve"> </w:t>
-      </w:r>
-      <w:r>
-        <w:t xml:space="preserve">necessarily wide; that width is the honest answer, not a defect to hide.</w:t>
-      </w:r>
-    </w:p>
-    <w:bookmarkEnd w:id="19"/>
-    <w:bookmarkStart w:id="20" w:name="X1c673bae5e3116ea045f7241054a916dfa3ffba"/>
+        <w:t xml:space="preserve">larger</w:t>
+      </w:r>
+      <w:r>
+        <w:t xml:space="preserve"> </w:t>
+      </w:r>
+      <w:r>
+        <w:t xml:space="preserve">budget for</w:t>
+      </w:r>
+      <w:r>
+        <w:t xml:space="preserve"> </w:t>
+      </w:r>
+      <w:r>
+        <w:t xml:space="preserve">the backbone, guarding against undertuning it (§4.2).</w:t>
+      </w:r>
+    </w:p>
+    <w:bookmarkEnd w:id="18"/>
+    <w:bookmarkStart w:id="19" w:name="X5f39e4b63117bdac046b9edfb94561b3ce36976"/>
     <w:p>
       <w:pPr>
         <w:pStyle w:val="Heading3"/>
       </w:pPr>
       <w:r>
-        <w:t xml:space="preserve">3.6 Interpretability: descriptor probe and SHAP</w:t>
+        <w:t xml:space="preserve">3.5 Uncertainty quantification</w:t>
       </w:r>
     </w:p>
     <w:p>
@@ -3752,7 +3614,89 @@
         <w:pStyle w:val="FirstParagraph"/>
       </w:pPr>
       <w:r>
-        <w:t xml:space="preserve">Two analyses explain</w:t>
+        <w:t xml:space="preserve">We report a</w:t>
+      </w:r>
+      <w:r>
+        <w:t xml:space="preserve"> </w:t>
+      </w:r>
+      <w:r>
+        <w:rPr>
+          <w:b/>
+          <w:bCs/>
+        </w:rPr>
+        <w:t xml:space="preserve">BCa bootstrap</w:t>
+      </w:r>
+      <w:r>
+        <w:t xml:space="preserve"> </w:t>
+      </w:r>
+      <w:r>
+        <w:t xml:space="preserve">(B=2,000, 95%). Because clips from one recording are strongly</w:t>
+      </w:r>
+      <w:r>
+        <w:t xml:space="preserve"> </w:t>
+      </w:r>
+      <w:r>
+        <w:t xml:space="preserve">correlated, we resample at the</w:t>
+      </w:r>
+      <w:r>
+        <w:t xml:space="preserve"> </w:t>
+      </w:r>
+      <w:r>
+        <w:rPr>
+          <w:b/>
+          <w:bCs/>
+        </w:rPr>
+        <w:t xml:space="preserve">recording-cluster</w:t>
+      </w:r>
+      <w:r>
+        <w:t xml:space="preserve"> </w:t>
+      </w:r>
+      <w:r>
+        <w:t xml:space="preserve">level rather than the clip level. Critically,</w:t>
+      </w:r>
+      <w:r>
+        <w:t xml:space="preserve"> </w:t>
+      </w:r>
+      <w:r>
+        <w:t xml:space="preserve">since the claim generalizes across instruments, we also report a</w:t>
+      </w:r>
+      <w:r>
+        <w:t xml:space="preserve"> </w:t>
+      </w:r>
+      <w:r>
+        <w:rPr>
+          <w:b/>
+          <w:bCs/>
+        </w:rPr>
+        <w:t xml:space="preserve">two-level</w:t>
+      </w:r>
+      <w:r>
+        <w:t xml:space="preserve"> </w:t>
+      </w:r>
+      <w:r>
+        <w:t xml:space="preserve">bootstrap that</w:t>
+      </w:r>
+      <w:r>
+        <w:t xml:space="preserve"> </w:t>
+      </w:r>
+      <w:r>
+        <w:t xml:space="preserve">resamples the</w:t>
+      </w:r>
+      <w:r>
+        <w:t xml:space="preserve"> </w:t>
+      </w:r>
+      <w:r>
+        <w:rPr>
+          <w:b/>
+          <w:bCs/>
+        </w:rPr>
+        <w:t xml:space="preserve">instrument/fold</w:t>
+      </w:r>
+      <w:r>
+        <w:t xml:space="preserve"> </w:t>
+      </w:r>
+      <w:r>
+        <w:t xml:space="preserve">unit — the dominant variance component — and treat</w:t>
       </w:r>
       <w:r>
         <w:t xml:space="preserve"> </w:t>
@@ -3762,6 +3706,46 @@
           <w:i/>
           <w:iCs/>
         </w:rPr>
+        <w:t xml:space="preserve">its</w:t>
+      </w:r>
+      <w:r>
+        <w:t xml:space="preserve"> </w:t>
+      </w:r>
+      <w:r>
+        <w:t xml:space="preserve">zero-coverage as the significance test (§4.3). With four instruments these intervals are</w:t>
+      </w:r>
+      <w:r>
+        <w:t xml:space="preserve"> </w:t>
+      </w:r>
+      <w:r>
+        <w:t xml:space="preserve">necessarily wide; that width is the honest answer, not a defect to hide.</w:t>
+      </w:r>
+    </w:p>
+    <w:bookmarkEnd w:id="19"/>
+    <w:bookmarkStart w:id="20" w:name="X22da25326d7d9adba39aa3ce899772c153c2ffd"/>
+    <w:p>
+      <w:pPr>
+        <w:pStyle w:val="Heading3"/>
+      </w:pPr>
+      <w:r>
+        <w:t xml:space="preserve">3.6 Interpretability: descriptor probe and SHAP</w:t>
+      </w:r>
+    </w:p>
+    <w:p>
+      <w:pPr>
+        <w:pStyle w:val="FirstParagraph"/>
+      </w:pPr>
+      <w:r>
+        <w:t xml:space="preserve">Two analyses explain</w:t>
+      </w:r>
+      <w:r>
+        <w:t xml:space="preserve"> </w:t>
+      </w:r>
+      <w:r>
+        <w:rPr>
+          <w:i/>
+          <w:iCs/>
+        </w:rPr>
         <w:t xml:space="preserve">why</w:t>
       </w:r>
       <w:r>
@@ -3805,31 +3789,19 @@
         <w:t xml:space="preserve"> </w:t>
       </w:r>
       <w:r>
-        <w:t xml:space="preserve">per target on train only), reading each layer as</w:t>
-      </w:r>
-      <w:r>
-        <w:t xml:space="preserve"> </w:t>
-      </w:r>
-      <w:r>
-        <w:t xml:space="preserve">“how linearly available is this</w:t>
-      </w:r>
-      <w:r>
-        <w:t xml:space="preserve"> </w:t>
-      </w:r>
-      <w:r>
-        <w:t xml:space="preserve">descriptor here.”</w:t>
-      </w:r>
-      <w:r>
-        <w:t xml:space="preserve"> </w:t>
-      </w:r>
-      <w:r>
-        <w:t xml:space="preserve">Chroma serves as a control, following the control-task rationale of Hewitt &amp;</w:t>
-      </w:r>
-      <w:r>
-        <w:t xml:space="preserve"> </w:t>
-      </w:r>
-      <w:r>
-        <w:t xml:space="preserve">Liang [cite].</w:t>
+        <w:t xml:space="preserve">per target on train only), reading each layer as "how linearly available is this</w:t>
+      </w:r>
+      <w:r>
+        <w:t xml:space="preserve"> </w:t>
+      </w:r>
+      <w:r>
+        <w:t xml:space="preserve">descriptor here." Chroma serves as a control, following the control-task rationale of Hewitt &amp;</w:t>
+      </w:r>
+      <w:r>
+        <w:t xml:space="preserve"> </w:t>
+      </w:r>
+      <w:r>
+        <w:t xml:space="preserve">Liang [22].</w:t>
       </w:r>
       <w:r>
         <w:t xml:space="preserve"> </w:t>
@@ -3883,7 +3855,7 @@
         <w:t xml:space="preserve"> </w:t>
       </w:r>
       <w:r>
-        <w:t xml:space="preserve">(Cohen’s κ), reporting fidelity honestly rather than the</w:t>
+        <w:t xml:space="preserve">(Cohen's κ), reporting fidelity honestly rather than the</w:t>
       </w:r>
       <w:r>
         <w:t xml:space="preserve"> </w:t>
@@ -3901,7 +3873,7 @@
     </w:p>
     <w:bookmarkEnd w:id="20"/>
     <w:bookmarkEnd w:id="21"/>
-    <w:bookmarkStart w:id="26" w:name="results"/>
+    <w:bookmarkStart w:id="26" w:name="X121719332867ee227f0a04b486098cee978c6e6"/>
     <w:p>
       <w:pPr>
         <w:pStyle w:val="Heading2"/>
@@ -4010,7 +3982,7 @@
         <w:t xml:space="preserve">80%) is reported where the two differ.</w:t>
       </w:r>
     </w:p>
-    <w:bookmarkStart w:id="22" w:name="X8139329bb0261d3c89b7c9f48c49e73b352545c"/>
+    <w:bookmarkStart w:id="22" w:name="X3bea25f6814a053ccc2000b8f6db83bf6d05b30"/>
     <w:p>
       <w:pPr>
         <w:pStyle w:val="Heading3"/>
@@ -4347,22 +4319,36 @@
     </w:tbl>
     <w:p>
       <w:pPr>
-        <w:pStyle w:val="BodyText"/>
-      </w:pPr>
-      <w:r>
-        <w:t xml:space="preserve">The drop grows as labels shrink (−0.107 at 5%), showing the</w:t>
-      </w:r>
-      <w:r>
-        <w:t xml:space="preserve"> </w:t>
-      </w:r>
-      <w:r>
-        <w:t xml:space="preserve">“iteration-selection gain”</w:t>
-      </w:r>
-      <w:r>
-        <w:t xml:space="preserve"> </w:t>
-      </w:r>
-      <w:r>
-        <w:t xml:space="preserve">was largely</w:t>
+        <w:pStyle w:val="BlockText"/>
+      </w:pPr>
+      <w:r>
+        <w:t xml:space="preserve">The first four rows (5–50%) are the same-domain seed-budget condition. The final "cross-domain"</w:t>
+      </w:r>
+      <w:r>
+        <w:t xml:space="preserve"> </w:t>
+      </w:r>
+      <w:r>
+        <w:t xml:space="preserve">row is a different setting — the same de-leaking audit applied to Phase 4's off-domain pool</w:t>
+      </w:r>
+      <w:r>
+        <w:t xml:space="preserve"> </w:t>
+      </w:r>
+      <w:r>
+        <w:t xml:space="preserve">(Philharmonia transfer) — placed alongside for reference; it shows the direction of the de-leaking</w:t>
+      </w:r>
+      <w:r>
+        <w:t xml:space="preserve"> </w:t>
+      </w:r>
+      <w:r>
+        <w:t xml:space="preserve">effect (negative) is consistent across domains.</w:t>
+      </w:r>
+    </w:p>
+    <w:p>
+      <w:pPr>
+        <w:pStyle w:val="FirstParagraph"/>
+      </w:pPr>
+      <w:r>
+        <w:t xml:space="preserve">The drop grows as labels shrink (−0.107 at 5%), showing the "iteration-selection gain" was largely</w:t>
       </w:r>
       <w:r>
         <w:t xml:space="preserve"> </w:t>
@@ -4393,19 +4379,7 @@
         <w:t xml:space="preserve"> </w:t>
       </w:r>
       <w:r>
-        <w:t xml:space="preserve">the 5–10% budgets, supporting a</w:t>
-      </w:r>
-      <w:r>
-        <w:t xml:space="preserve"> </w:t>
-      </w:r>
-      <w:r>
-        <w:t xml:space="preserve">“foundation models win under limited labels”</w:t>
-      </w:r>
-      <w:r>
-        <w:t xml:space="preserve"> </w:t>
-      </w:r>
-      <w:r>
-        <w:t xml:space="preserve">reading. After</w:t>
+        <w:t xml:space="preserve">the 5–10% budgets, supporting a "foundation models win under limited labels" reading. After</w:t>
       </w:r>
       <w:r>
         <w:t xml:space="preserve"> </w:t>
@@ -4459,9 +4433,43 @@
         </w:rPr>
         <w:t xml:space="preserve">conclusion resting on it — disappears.</w:t>
       </w:r>
+      <w:r>
+        <w:t xml:space="preserve"> </w:t>
+      </w:r>
+      <w:r>
+        <w:t xml:space="preserve">For reference, the no-label baseline of §3.3 — the CLAP</w:t>
+      </w:r>
+      <w:r>
+        <w:t xml:space="preserve"> </w:t>
+      </w:r>
+      <w:r>
+        <w:t xml:space="preserve">zero-shot classifier — stays at macro-F1</w:t>
+      </w:r>
+      <w:r>
+        <w:t xml:space="preserve"> </w:t>
+      </w:r>
+      <w:r>
+        <w:rPr>
+          <w:b/>
+          <w:bCs/>
+        </w:rPr>
+        <w:t xml:space="preserve">0.363</w:t>
+      </w:r>
+      <w:r>
+        <w:t xml:space="preserve"> </w:t>
+      </w:r>
+      <w:r>
+        <w:t xml:space="preserve">(constant across seeds), far below every trained</w:t>
+      </w:r>
+      <w:r>
+        <w:t xml:space="preserve"> </w:t>
+      </w:r>
+      <w:r>
+        <w:t xml:space="preserve">model; it fixes the "zero-label" floor and confirms the numbers above come from actual learning.</w:t>
+      </w:r>
     </w:p>
     <w:bookmarkEnd w:id="22"/>
-    <w:bookmarkStart w:id="23" w:name="Xec28e1ff6c2456b8a260cdaaca3cddcf13721d5"/>
+    <w:bookmarkStart w:id="23" w:name="Xf800e10ba865688dd79552d01e94f2a146860a2"/>
     <w:p>
       <w:pPr>
         <w:pStyle w:val="Heading3"/>
@@ -4485,13 +4493,13 @@
         <w:pStyle w:val="FirstParagraph"/>
       </w:pPr>
       <w:r>
-        <w:t xml:space="preserve">The de-leaked result above used a single linear head on MERT’s last hidden state — below common</w:t>
-      </w:r>
-      <w:r>
-        <w:t xml:space="preserve"> </w:t>
-      </w:r>
-      <w:r>
-        <w:t xml:space="preserve">probing convention (e.g., MARBLE’s MLP-512). Matching convention with a proper head search (arch</w:t>
+        <w:t xml:space="preserve">The de-leaked result above used a single linear head on MERT's last hidden state — below common</w:t>
+      </w:r>
+      <w:r>
+        <w:t xml:space="preserve"> </w:t>
+      </w:r>
+      <w:r>
+        <w:t xml:space="preserve">probing convention (e.g., MARBLE's MLP-512). Matching convention with a proper head search (arch</w:t>
       </w:r>
       <w:r>
         <w:t xml:space="preserve"> </w:t>
@@ -4538,7 +4546,7 @@
         <w:t xml:space="preserve"> </w:t>
       </w:r>
       <w:r>
-        <w:t xml:space="preserve">search budget than the SVM’s 12) raises tuned MERT over</w:t>
+        <w:t xml:space="preserve">search budget than the SVM's 12) raises tuned MERT over</w:t>
       </w:r>
       <w:r>
         <w:t xml:space="preserve"> </w:t>
@@ -4569,8 +4577,7 @@
     <w:tbl>
       <w:tblPr>
         <w:tblStyle w:val="Table"/>
-        <w:tblW w:type="pct" w:w="5000"/>
-        <w:tblLayout w:type="fixed"/>
+        <w:tblW w:type="auto" w:w="0"/>
         <w:tblLook w:firstRow="1" w:lastRow="0" w:firstColumn="0" w:lastColumn="0" w:noHBand="0" w:noVBand="0" w:val="0020"/>
       </w:tblPr>
       <w:tblGrid>
@@ -4613,7 +4620,7 @@
               <w:pStyle w:val="Compact"/>
             </w:pPr>
             <w:r>
-              <w:t xml:space="preserve">MERT (tuned, tr)</w:t>
+              <w:t xml:space="preserve">MERT (frozen-tuned head, tr)</w:t>
             </w:r>
           </w:p>
         </w:tc>
@@ -4878,44 +4885,65 @@
         <w:pStyle w:val="BodyText"/>
       </w:pPr>
       <w:r>
-        <w:t xml:space="preserve">This</w:t>
-      </w:r>
-      <w:r>
-        <w:t xml:space="preserve"> </w:t>
-      </w:r>
-      <w:r>
-        <w:rPr>
-          <w:b/>
-          <w:bCs/>
-        </w:rPr>
-        <w:t xml:space="preserve">reverses the §4.1 verdict a second time</w:t>
-      </w:r>
-      <w:r>
-        <w:t xml:space="preserve">: the</w:t>
-      </w:r>
-      <w:r>
-        <w:t xml:space="preserve"> </w:t>
-      </w:r>
-      <w:r>
-        <w:t xml:space="preserve">“SVM wins everywhere”</w:t>
-      </w:r>
-      <w:r>
-        <w:t xml:space="preserve"> </w:t>
-      </w:r>
-      <w:r>
-        <w:t xml:space="preserve">conclusion was itself</w:t>
-      </w:r>
-      <w:r>
-        <w:t xml:space="preserve"> </w:t>
-      </w:r>
-      <w:r>
-        <w:t xml:space="preserve">an artifact — of undertuning the backbone, not of the data. Two points guard against over-claiming.</w:t>
-      </w:r>
-      <w:r>
-        <w:t xml:space="preserve"> </w:t>
-      </w:r>
-      <w:r>
-        <w:t xml:space="preserve">First, the correct head is</w:t>
+        <w:t xml:space="preserve">The MERT here is a</w:t>
+      </w:r>
+      <w:r>
+        <w:t xml:space="preserve"> </w:t>
+      </w:r>
+      <w:r>
+        <w:rPr>
+          <w:b/>
+          <w:bCs/>
+        </w:rPr>
+        <w:t xml:space="preserve">head on the frozen backbone</w:t>
+      </w:r>
+      <w:r>
+        <w:t xml:space="preserve"> </w:t>
+      </w:r>
+      <w:r>
+        <w:t xml:space="preserve">(the per-fold best of the linear/mlp256 search)</w:t>
+      </w:r>
+      <w:r>
+        <w:t xml:space="preserve"> </w:t>
+      </w:r>
+      <w:r>
+        <w:t xml:space="preserve">and is identical to the "frozen-tuned" column of Table 4.4 in §4.4; at this point MERT sits just</w:t>
+      </w:r>
+      <w:r>
+        <w:t xml:space="preserve"> </w:t>
+      </w:r>
+      <w:r>
+        <w:t xml:space="preserve">below the SVM at 20% and 50%. §4.4 extends the same tuning-budget spectrum to a</w:t>
+      </w:r>
+      <w:r>
+        <w:t xml:space="preserve"> </w:t>
+      </w:r>
+      <w:r>
+        <w:rPr>
+          <w:b/>
+          <w:bCs/>
+        </w:rPr>
+        <w:t xml:space="preserve">layer-weighted</w:t>
+      </w:r>
+      <w:r>
+        <w:rPr>
+          <w:b/>
+          <w:bCs/>
+        </w:rPr>
+        <w:t xml:space="preserve"> </w:t>
+      </w:r>
+      <w:r>
+        <w:rPr>
+          <w:b/>
+          <w:bCs/>
+        </w:rPr>
+        <w:t xml:space="preserve">head</w:t>
+      </w:r>
+      <w:r>
+        <w:t xml:space="preserve"> </w:t>
+      </w:r>
+      <w:r>
+        <w:t xml:space="preserve">— MERT's</w:t>
       </w:r>
       <w:r>
         <w:t xml:space="preserve"> </w:t>
@@ -4925,89 +4953,58 @@
           <w:i/>
           <w:iCs/>
         </w:rPr>
-        <w:t xml:space="preserve">budget-dependent</w:t>
-      </w:r>
-      <w:r>
-        <w:t xml:space="preserve">: at low labels the search prefers a plain linear head</w:t>
-      </w:r>
-      <w:r>
-        <w:t xml:space="preserve"> </w:t>
-      </w:r>
-      <w:r>
-        <w:t xml:space="preserve">(5%: 9/12 folds linear; 10%: 8/12), splits evenly at 20%, and prefers mlp256 only at 50%. The</w:t>
-      </w:r>
-      <w:r>
-        <w:t xml:space="preserve"> </w:t>
-      </w:r>
-      <w:r>
-        <w:t xml:space="preserve">lesson is not</w:t>
-      </w:r>
-      <w:r>
-        <w:t xml:space="preserve"> </w:t>
-      </w:r>
-      <w:r>
-        <w:t xml:space="preserve">“convention undertunes SSL”</w:t>
-      </w:r>
-      <w:r>
-        <w:t xml:space="preserve"> </w:t>
-      </w:r>
-      <w:r>
-        <w:t xml:space="preserve">but</w:t>
-      </w:r>
-      <w:r>
-        <w:t xml:space="preserve"> </w:t>
-      </w:r>
-      <w:r>
-        <w:t xml:space="preserve">“probe design can flip the conclusion, and we sat</w:t>
-      </w:r>
-      <w:r>
-        <w:t xml:space="preserve"> </w:t>
-      </w:r>
-      <w:r>
-        <w:t xml:space="preserve">below convention and fooled ourselves once.”</w:t>
-      </w:r>
-      <w:r>
-        <w:t xml:space="preserve"> </w:t>
-      </w:r>
-      <w:r>
-        <w:t xml:space="preserve">Second, if the SVM is allowed its structural</w:t>
-      </w:r>
-      <w:r>
-        <w:t xml:space="preserve"> </w:t>
-      </w:r>
-      <w:r>
-        <w:t xml:space="preserve">advantage — it needs no early-stopping split and can train on the full</w:t>
-      </w:r>
-      <w:r>
-        <w:t xml:space="preserve"> </w:t>
-      </w:r>
-      <w:r>
-        <w:rPr>
-          <w:rStyle w:val="VerbatimChar"/>
-        </w:rPr>
-        <w:t xml:space="preserve">seed_core</w:t>
-      </w:r>
-      <w:r>
-        <w:t xml:space="preserve"> </w:t>
-      </w:r>
-      <w:r>
-        <w:t xml:space="preserve">80% — it edges</w:t>
-      </w:r>
-      <w:r>
-        <w:t xml:space="preserve"> </w:t>
-      </w:r>
-      <w:r>
-        <w:t xml:space="preserve">ahead everywhere (up to −1.04σ at 10%), but still within ~1σ at n=4, a tilt rather than a reversal.</w:t>
-      </w:r>
-    </w:p>
-    <w:bookmarkEnd w:id="23"/>
-    <w:bookmarkStart w:id="24" w:name="X5f1a4c54bdddb5bd0a3c83bacfa62a658b6f66e"/>
-    <w:p>
-      <w:pPr>
-        <w:pStyle w:val="Heading3"/>
-      </w:pPr>
-      <w:r>
-        <w:t xml:space="preserve">4.3 Pitfall (iii): resampling unit in uncertainty quantification —</w:t>
+        <w:t xml:space="preserve">fair ceiling</w:t>
+      </w:r>
+      <w:r>
+        <w:t xml:space="preserve"> </w:t>
+      </w:r>
+      <w:r>
+        <w:t xml:space="preserve">— where MERT instead matches or slightly exceeds the SVM (Table 4.4).</w:t>
+      </w:r>
+      <w:r>
+        <w:t xml:space="preserve"> </w:t>
+      </w:r>
+      <w:r>
+        <w:t xml:space="preserve">That is, as head capacity rises toward convention the gap narrows from an SVM tilt to a tie, and at</w:t>
+      </w:r>
+      <w:r>
+        <w:t xml:space="preserve"> </w:t>
+      </w:r>
+      <w:r>
+        <w:t xml:space="preserve">no point does it exceed ±0.7 fold-std.</w:t>
+      </w:r>
+    </w:p>
+    <w:p>
+      <w:pPr>
+        <w:pStyle w:val="BodyText"/>
+      </w:pPr>
+      <w:r>
+        <w:t xml:space="preserve">This</w:t>
+      </w:r>
+      <w:r>
+        <w:t xml:space="preserve"> </w:t>
+      </w:r>
+      <w:r>
+        <w:rPr>
+          <w:b/>
+          <w:bCs/>
+        </w:rPr>
+        <w:t xml:space="preserve">reverses the §4.1 verdict a second time</w:t>
+      </w:r>
+      <w:r>
+        <w:t xml:space="preserve">: the "SVM wins everywhere" conclusion was itself</w:t>
+      </w:r>
+      <w:r>
+        <w:t xml:space="preserve"> </w:t>
+      </w:r>
+      <w:r>
+        <w:t xml:space="preserve">an artifact — of undertuning the backbone, not of the data. Two points guard against over-claiming.</w:t>
+      </w:r>
+      <w:r>
+        <w:t xml:space="preserve"> </w:t>
+      </w:r>
+      <w:r>
+        <w:t xml:space="preserve">First, the correct head is</w:t>
       </w:r>
       <w:r>
         <w:t xml:space="preserve"> </w:t>
@@ -5017,6 +5014,74 @@
           <w:i/>
           <w:iCs/>
         </w:rPr>
+        <w:t xml:space="preserve">budget-dependent</w:t>
+      </w:r>
+      <w:r>
+        <w:t xml:space="preserve">: at low labels the search prefers a plain linear head</w:t>
+      </w:r>
+      <w:r>
+        <w:t xml:space="preserve"> </w:t>
+      </w:r>
+      <w:r>
+        <w:t xml:space="preserve">(5%: 9/12 folds linear; 10%: 8/12), splits evenly at 20%, and prefers mlp256 only at 50%. The</w:t>
+      </w:r>
+      <w:r>
+        <w:t xml:space="preserve"> </w:t>
+      </w:r>
+      <w:r>
+        <w:t xml:space="preserve">lesson is not "convention undertunes SSL" but "probe design can flip the conclusion, and we sat</w:t>
+      </w:r>
+      <w:r>
+        <w:t xml:space="preserve"> </w:t>
+      </w:r>
+      <w:r>
+        <w:t xml:space="preserve">below convention and fooled ourselves once." Second, if the SVM is allowed its structural</w:t>
+      </w:r>
+      <w:r>
+        <w:t xml:space="preserve"> </w:t>
+      </w:r>
+      <w:r>
+        <w:t xml:space="preserve">advantage — it needs no early-stopping split and can train on the full</w:t>
+      </w:r>
+      <w:r>
+        <w:t xml:space="preserve"> </w:t>
+      </w:r>
+      <w:r>
+        <w:rPr>
+          <w:rStyle w:val="VerbatimChar"/>
+        </w:rPr>
+        <w:t xml:space="preserve">seed_core</w:t>
+      </w:r>
+      <w:r>
+        <w:t xml:space="preserve"> </w:t>
+      </w:r>
+      <w:r>
+        <w:t xml:space="preserve">80% — it edges</w:t>
+      </w:r>
+      <w:r>
+        <w:t xml:space="preserve"> </w:t>
+      </w:r>
+      <w:r>
+        <w:t xml:space="preserve">ahead everywhere (up to −1.04σ at 10%), but still within ~1σ at n=4, a tilt rather than a reversal.</w:t>
+      </w:r>
+    </w:p>
+    <w:bookmarkEnd w:id="23"/>
+    <w:bookmarkStart w:id="24" w:name="X7e48ce1039888da2390e60f18673ab8c1128a2f"/>
+    <w:p>
+      <w:pPr>
+        <w:pStyle w:val="Heading3"/>
+      </w:pPr>
+      <w:r>
+        <w:t xml:space="preserve">4.3 Pitfall (iii): resampling unit in uncertainty quantification —</w:t>
+      </w:r>
+      <w:r>
+        <w:t xml:space="preserve"> </w:t>
+      </w:r>
+      <w:r>
+        <w:rPr>
+          <w:i/>
+          <w:iCs/>
+        </w:rPr>
         <w:t xml:space="preserve">a near-miss</w:t>
       </w:r>
     </w:p>
@@ -5069,19 +5134,7 @@
         <w:t xml:space="preserve"> </w:t>
       </w:r>
       <w:r>
-        <w:t xml:space="preserve">−0.011]), reading as</w:t>
-      </w:r>
-      <w:r>
-        <w:t xml:space="preserve"> </w:t>
-      </w:r>
-      <w:r>
-        <w:t xml:space="preserve">“SVM significantly ahead”</w:t>
-      </w:r>
-      <w:r>
-        <w:t xml:space="preserve"> </w:t>
-      </w:r>
-      <w:r>
-        <w:t xml:space="preserve">— in tension with the parity of §4.2. But this</w:t>
+        <w:t xml:space="preserve">−0.011]), reading as "SVM significantly ahead" — in tension with the parity of §4.2. But this</w:t>
       </w:r>
       <w:r>
         <w:t xml:space="preserve"> </w:t>
@@ -5143,8 +5196,7 @@
     <w:tbl>
       <w:tblPr>
         <w:tblStyle w:val="Table"/>
-        <w:tblW w:type="pct" w:w="5000"/>
-        <w:tblLayout w:type="fixed"/>
+        <w:tblW w:type="auto" w:w="0"/>
         <w:tblLook w:firstRow="1" w:lastRow="0" w:firstColumn="0" w:lastColumn="0" w:noHBand="0" w:noVBand="0" w:val="0020"/>
       </w:tblPr>
       <w:tblGrid>
@@ -5542,19 +5594,7 @@
         <w:t xml:space="preserve"> </w:t>
       </w:r>
       <w:r>
-        <w:t xml:space="preserve">back to</w:t>
-      </w:r>
-      <w:r>
-        <w:t xml:space="preserve"> </w:t>
-      </w:r>
-      <w:r>
-        <w:t xml:space="preserve">“SVM significantly wins.”</w:t>
-      </w:r>
-      <w:r>
-        <w:t xml:space="preserve"> </w:t>
-      </w:r>
-      <w:r>
-        <w:t xml:space="preserve">Unlike (i) and (ii), this pitfall never entered a reported</w:t>
+        <w:t xml:space="preserve">back to "SVM significantly wins." Unlike (i) and (ii), this pitfall never entered a reported</w:t>
       </w:r>
       <w:r>
         <w:t xml:space="preserve"> </w:t>
@@ -5594,17 +5634,11 @@
         <w:t xml:space="preserve"> </w:t>
       </w:r>
       <w:r>
-        <w:t xml:space="preserve">answer to</w:t>
-      </w:r>
-      <w:r>
-        <w:t xml:space="preserve"> </w:t>
-      </w:r>
-      <w:r>
-        <w:t xml:space="preserve">“would this hold on other instruments?”</w:t>
+        <w:t xml:space="preserve">answer to "would this hold on other instruments?"</w:t>
       </w:r>
     </w:p>
     <w:bookmarkEnd w:id="24"/>
-    <w:bookmarkStart w:id="25" w:name="landing-conditional-parity"/>
+    <w:bookmarkStart w:id="25" w:name="X121f76962e17788c80b86f6d55c4694e496944c"/>
     <w:p>
       <w:pPr>
         <w:pStyle w:val="Heading3"/>
@@ -5759,8 +5793,7 @@
     <w:tbl>
       <w:tblPr>
         <w:tblStyle w:val="Table"/>
-        <w:tblW w:type="pct" w:w="5000"/>
-        <w:tblLayout w:type="fixed"/>
+        <w:tblW w:type="auto" w:w="0"/>
         <w:tblLook w:firstRow="1" w:lastRow="0" w:firstColumn="0" w:lastColumn="0" w:noHBand="0" w:noVBand="0" w:val="0020"/>
       </w:tblPr>
       <w:tblGrid>
@@ -6020,13 +6053,7 @@
         <w:t xml:space="preserve"> </w:t>
       </w:r>
       <w:r>
-        <w:t xml:space="preserve">“convention-matched probing reaches parity”</w:t>
-      </w:r>
-      <w:r>
-        <w:t xml:space="preserve"> </w:t>
-      </w:r>
-      <w:r>
-        <w:t xml:space="preserve">result as §4.2, now at the top of the spectrum. Second,</w:t>
+        <w:t xml:space="preserve">"convention-matched probing reaches parity" result as §4.2, now at the top of the spectrum. Second,</w:t>
       </w:r>
       <w:r>
         <w:t xml:space="preserve"> </w:t>
@@ -6104,13 +6131,7 @@
         <w:t xml:space="preserve"> </w:t>
       </w:r>
       <w:r>
-        <w:t xml:space="preserve">LP-FT effect, Kumar et al. [cite, 2022 ICLR]). So the</w:t>
-      </w:r>
-      <w:r>
-        <w:t xml:space="preserve"> </w:t>
-      </w:r>
-      <w:r>
-        <w:t xml:space="preserve">“you simply did not fine-tune hard enough”</w:t>
+        <w:t xml:space="preserve">LP-FT effect, Kumar et al. [26]). So the "you simply did not fine-tune hard enough"</w:t>
       </w:r>
       <w:r>
         <w:t xml:space="preserve"> </w:t>
@@ -6238,7 +6259,7 @@
     </w:p>
     <w:bookmarkEnd w:id="25"/>
     <w:bookmarkEnd w:id="26"/>
-    <w:bookmarkStart w:id="31" w:name="discussion"/>
+    <w:bookmarkStart w:id="43" w:name="X735612638e4e736e4693e459c258977262c0dfc"/>
     <w:p>
       <w:pPr>
         <w:pStyle w:val="Heading2"/>
@@ -6290,7 +6311,7 @@
         <w:t xml:space="preserve">, and reports two honest negative results that bound the claim.</w:t>
       </w:r>
     </w:p>
-    <w:bookmarkStart w:id="27" w:name="X80399f59cf66e99b4085d17e7e6293c0c5a1f2e"/>
+    <w:bookmarkStart w:id="30" w:name="Xa3871b2d7c7895be0642ec1724491a2cb872d50"/>
     <w:p>
       <w:pPr>
         <w:pStyle w:val="Heading3"/>
@@ -6310,32 +6331,19 @@
         <w:t xml:space="preserve"> </w:t>
       </w:r>
       <w:r>
-        <w:t xml:space="preserve">MERT layer’s embedding (ridge, LOSO, out-of-fold R²) — reading each layer as</w:t>
-      </w:r>
-      <w:r>
-        <w:t xml:space="preserve"> </w:t>
-      </w:r>
-      <w:r>
-        <w:t xml:space="preserve">“how linearly</w:t>
-      </w:r>
-      <w:r>
-        <w:t xml:space="preserve"> </w:t>
-      </w:r>
-      <w:r>
-        <w:t xml:space="preserve">available is this descriptor here.”</w:t>
-      </w:r>
-      <w:r>
-        <w:t xml:space="preserve"> </w:t>
-      </w:r>
-      <w:r>
-        <w:t xml:space="preserve">The pattern explains the parity (Table 5.1):</w:t>
+        <w:t xml:space="preserve">MERT layer's embedding (ridge, LOSO, out-of-fold R²) — reading each layer as "how linearly</w:t>
+      </w:r>
+      <w:r>
+        <w:t xml:space="preserve"> </w:t>
+      </w:r>
+      <w:r>
+        <w:t xml:space="preserve">available is this descriptor here." The pattern explains the parity (Table 5.1):</w:t>
       </w:r>
     </w:p>
     <w:tbl>
       <w:tblPr>
         <w:tblStyle w:val="Table"/>
-        <w:tblW w:type="pct" w:w="5000"/>
-        <w:tblLayout w:type="fixed"/>
+        <w:tblW w:type="auto" w:w="0"/>
         <w:tblLook w:firstRow="1" w:lastRow="0" w:firstColumn="0" w:lastColumn="0" w:noHBand="0" w:noVBand="0" w:val="0020"/>
       </w:tblPr>
       <w:tblGrid>
@@ -6651,7 +6659,96 @@
         <w:pStyle w:val="BodyText"/>
       </w:pPr>
       <w:r>
-        <w:t xml:space="preserve">Three things stand out.</w:t>
+        <w:drawing>
+          <wp:inline>
+            <wp:extent cx="5334000" cy="4364181"/>
+            <wp:effectExtent b="0" l="0" r="0" t="0"/>
+            <wp:docPr descr="Figure 1: layer-wise descriptor probe heatmap and line profiles" title="" id="28" name="Picture"/>
+            <a:graphic>
+              <a:graphicData uri="http://schemas.openxmlformats.org/drawingml/2006/picture">
+                <pic:pic>
+                  <pic:nvPicPr>
+                    <pic:cNvPr descr="../results/phase3/descriptor_probe.png" id="29" name="Picture"/>
+                    <pic:cNvPicPr>
+                      <a:picLocks noChangeArrowheads="1" noChangeAspect="1"/>
+                    </pic:cNvPicPr>
+                  </pic:nvPicPr>
+                  <pic:blipFill>
+                    <a:blip r:embed="rId27"/>
+                    <a:stretch>
+                      <a:fillRect/>
+                    </a:stretch>
+                  </pic:blipFill>
+                  <pic:spPr bwMode="auto">
+                    <a:xfrm>
+                      <a:off x="0" y="0"/>
+                      <a:ext cx="5334000" cy="4364181"/>
+                    </a:xfrm>
+                    <a:prstGeom prst="rect">
+                      <a:avLst/>
+                    </a:prstGeom>
+                    <a:noFill/>
+                    <a:ln w="9525">
+                      <a:noFill/>
+                      <a:headEnd/>
+                      <a:tailEnd/>
+                    </a:ln>
+                  </pic:spPr>
+                </pic:pic>
+              </a:graphicData>
+            </a:graphic>
+          </wp:inline>
+        </w:drawing>
+      </w:r>
+    </w:p>
+    <w:p>
+      <w:pPr>
+        <w:pStyle w:val="BodyText"/>
+      </w:pPr>
+      <w:r>
+        <w:rPr>
+          <w:b/>
+          <w:bCs/>
+        </w:rPr>
+        <w:t xml:space="preserve">Figure 1. Layer-wise descriptor probe (LOSO out-of-fold R²).</w:t>
+      </w:r>
+      <w:r>
+        <w:t xml:space="preserve"> </w:t>
+      </w:r>
+      <w:r>
+        <w:t xml:space="preserve">Top: heatmap of how linearly</w:t>
+      </w:r>
+      <w:r>
+        <w:t xml:space="preserve"> </w:t>
+      </w:r>
+      <w:r>
+        <w:t xml:space="preserve">available each acoustic descriptor is at each MERT layer (L0–L12). Bottom: the same values as line</w:t>
+      </w:r>
+      <w:r>
+        <w:t xml:space="preserve"> </w:t>
+      </w:r>
+      <w:r>
+        <w:t xml:space="preserve">profiles (gray bars = learned layer weights for technique classification, §5.3). The task's core</w:t>
+      </w:r>
+      <w:r>
+        <w:t xml:space="preserve"> </w:t>
+      </w:r>
+      <w:r>
+        <w:t xml:space="preserve">cue, the onset-strength envelope, already saturates at L0 (the convolutional front-end) at R²=0.77;</w:t>
+      </w:r>
+      <w:r>
+        <w:t xml:space="preserve"> </w:t>
+      </w:r>
+      <w:r>
+        <w:t xml:space="preserve">the only descriptor that consistently gains with depth is the chroma negative control.</w:t>
+      </w:r>
+    </w:p>
+    <w:p>
+      <w:pPr>
+        <w:pStyle w:val="BodyText"/>
+      </w:pPr>
+      <w:r>
+        <w:t xml:space="preserve">Three things stand out (Figure 1).</w:t>
       </w:r>
       <w:r>
         <w:t xml:space="preserve"> </w:t>
@@ -6667,7 +6764,7 @@
         <w:t xml:space="preserve"> </w:t>
       </w:r>
       <w:r>
-        <w:t xml:space="preserve">The task’s dominant cue — the onset-strength envelope — is already</w:t>
+        <w:t xml:space="preserve">The task's dominant cue — the onset-strength envelope — is already</w:t>
       </w:r>
       <w:r>
         <w:t xml:space="preserve"> </w:t>
@@ -6777,7 +6874,7 @@
         <w:t xml:space="preserve"> </w:t>
       </w:r>
       <w:r>
-        <w:t xml:space="preserve">depth is Chroma (+0.023), i.e. pitch-class / harmonic abstraction — and Chroma is our negative</w:t>
+        <w:t xml:space="preserve">depth is Chroma (+0.023), i.e. pitch-class / harmonic abstraction — and Chroma is our negative</w:t>
       </w:r>
       <w:r>
         <w:t xml:space="preserve"> </w:t>
@@ -6801,13 +6898,13 @@
         <w:t xml:space="preserve"> </w:t>
       </w:r>
       <w:r>
-        <w:t xml:space="preserve">SVM’s inputs) also sees, while depth buys harmonic abstraction the task discards. This is the</w:t>
-      </w:r>
-      <w:r>
-        <w:t xml:space="preserve"> </w:t>
-      </w:r>
-      <w:r>
-        <w:t xml:space="preserve">audio-articulation counterpart to Pasad et al.’s [cite] layer-wise finding in speech, and the</w:t>
+        <w:t xml:space="preserve">SVM's inputs) also sees, while depth buys harmonic abstraction the task discards. This is the</w:t>
+      </w:r>
+      <w:r>
+        <w:t xml:space="preserve"> </w:t>
+      </w:r>
+      <w:r>
+        <w:t xml:space="preserve">audio-articulation counterpart to Pasad et al.'s [21] layer-wise finding in speech, and the</w:t>
       </w:r>
       <w:r>
         <w:t xml:space="preserve"> </w:t>
@@ -6906,13 +7003,7 @@
         <w:t xml:space="preserve"> </w:t>
       </w:r>
       <w:r>
-        <w:t xml:space="preserve">— the MIR instance of Musgrave et al.’s [cite]</w:t>
-      </w:r>
-      <w:r>
-        <w:t xml:space="preserve"> </w:t>
-      </w:r>
-      <w:r>
-        <w:t xml:space="preserve">“tuning-budget effects exceed method effects,”</w:t>
+        <w:t xml:space="preserve">— the MIR instance of Musgrave et al.'s [18] "tuning-budget effects exceed method effects,"</w:t>
       </w:r>
       <w:r>
         <w:t xml:space="preserve"> </w:t>
@@ -6972,7 +7063,7 @@
         <w:t xml:space="preserve"> </w:t>
       </w:r>
       <w:r>
-        <w:t xml:space="preserve">below the frozen-tuned probe and degrading with more data, the LP-FT effect of Kumar et al. [cite].</w:t>
+        <w:t xml:space="preserve">below the frozen-tuned probe and degrading with more data, the LP-FT effect of Kumar et al. [26].</w:t>
       </w:r>
       <w:r>
         <w:t xml:space="preserve"> </w:t>
@@ -7003,8 +7094,8 @@
         <w:t xml:space="preserve">cannot help — and can hurt — on this task.</w:t>
       </w:r>
     </w:p>
-    <w:bookmarkEnd w:id="27"/>
-    <w:bookmarkStart w:id="28" w:name="X3eee9037c441b0563a28f969dc24d17bb561590"/>
+    <w:bookmarkEnd w:id="30"/>
+    <w:bookmarkStart w:id="40" w:name="Xa3f83a474bf53c9444ed6bf21f6185135af8fde"/>
     <w:p>
       <w:pPr>
         <w:pStyle w:val="Heading3"/>
@@ -7241,7 +7332,7 @@
         <w:t xml:space="preserve"> </w:t>
       </w:r>
       <w:r>
-        <w:t xml:space="preserve">separate.</w:t>
+        <w:t xml:space="preserve">separate (Figures 2 and 3).</w:t>
       </w:r>
     </w:p>
     <w:p>
@@ -7249,6 +7340,190 @@
         <w:pStyle w:val="BodyText"/>
       </w:pPr>
       <w:r>
+        <w:drawing>
+          <wp:inline>
+            <wp:extent cx="5334000" cy="1905000"/>
+            <wp:effectExtent b="0" l="0" r="0" t="0"/>
+            <wp:docPr descr="Figure 2: dimensionality-corrected SHAP group importance bar chart" title="" id="32" name="Picture"/>
+            <a:graphic>
+              <a:graphicData uri="http://schemas.openxmlformats.org/drawingml/2006/picture">
+                <pic:pic>
+                  <pic:nvPicPr>
+                    <pic:cNvPr descr="../results/phase3/shap_group_bar.png" id="33" name="Picture"/>
+                    <pic:cNvPicPr>
+                      <a:picLocks noChangeArrowheads="1" noChangeAspect="1"/>
+                    </pic:cNvPicPr>
+                  </pic:nvPicPr>
+                  <pic:blipFill>
+                    <a:blip r:embed="rId31"/>
+                    <a:stretch>
+                      <a:fillRect/>
+                    </a:stretch>
+                  </pic:blipFill>
+                  <pic:spPr bwMode="auto">
+                    <a:xfrm>
+                      <a:off x="0" y="0"/>
+                      <a:ext cx="5334000" cy="1905000"/>
+                    </a:xfrm>
+                    <a:prstGeom prst="rect">
+                      <a:avLst/>
+                    </a:prstGeom>
+                    <a:noFill/>
+                    <a:ln w="9525">
+                      <a:noFill/>
+                      <a:headEnd/>
+                      <a:tailEnd/>
+                    </a:ln>
+                  </pic:spPr>
+                </pic:pic>
+              </a:graphicData>
+            </a:graphic>
+          </wp:inline>
+        </w:drawing>
+      </w:r>
+    </w:p>
+    <w:p>
+      <w:pPr>
+        <w:pStyle w:val="BodyText"/>
+      </w:pPr>
+      <w:r>
+        <w:rPr>
+          <w:b/>
+          <w:bCs/>
+        </w:rPr>
+        <w:t xml:space="preserve">Figure 2. Dimensionality-corrected SHAP group importance (XGBoost surrogate).</w:t>
+      </w:r>
+      <w:r>
+        <w:t xml:space="preserve"> </w:t>
+      </w:r>
+      <w:r>
+        <w:t xml:space="preserve">Left: raw sum</w:t>
+      </w:r>
+      <w:r>
+        <w:t xml:space="preserve"> </w:t>
+      </w:r>
+      <w:r>
+        <w:t xml:space="preserve">(biased by feature count, inflating the MFCC family); right: per-feature mean (dimensionality-</w:t>
+      </w:r>
+      <w:r>
+        <w:t xml:space="preserve"> </w:t>
+      </w:r>
+      <w:r>
+        <w:t xml:space="preserve">corrected). The onset-strength envelope leads by a wide margin (0.481 per feature); chroma is near</w:t>
+      </w:r>
+      <w:r>
+        <w:t xml:space="preserve"> </w:t>
+      </w:r>
+      <w:r>
+        <w:t xml:space="preserve">the bottom (0.004).</w:t>
+      </w:r>
+    </w:p>
+    <w:p>
+      <w:pPr>
+        <w:pStyle w:val="BodyText"/>
+      </w:pPr>
+      <w:r>
+        <w:drawing>
+          <wp:inline>
+            <wp:extent cx="5334000" cy="2222500"/>
+            <wp:effectExtent b="0" l="0" r="0" t="0"/>
+            <wp:docPr descr="Figure 3: per-class directional SHAP scatter for flux_std_0" title="" id="35" name="Picture"/>
+            <a:graphic>
+              <a:graphicData uri="http://schemas.openxmlformats.org/drawingml/2006/picture">
+                <pic:pic>
+                  <pic:nvPicPr>
+                    <pic:cNvPr descr="../results/phase3/shap_flux_direction.png" id="36" name="Picture"/>
+                    <pic:cNvPicPr>
+                      <a:picLocks noChangeArrowheads="1" noChangeAspect="1"/>
+                    </pic:cNvPicPr>
+                  </pic:nvPicPr>
+                  <pic:blipFill>
+                    <a:blip r:embed="rId34"/>
+                    <a:stretch>
+                      <a:fillRect/>
+                    </a:stretch>
+                  </pic:blipFill>
+                  <pic:spPr bwMode="auto">
+                    <a:xfrm>
+                      <a:off x="0" y="0"/>
+                      <a:ext cx="5334000" cy="2222500"/>
+                    </a:xfrm>
+                    <a:prstGeom prst="rect">
+                      <a:avLst/>
+                    </a:prstGeom>
+                    <a:noFill/>
+                    <a:ln w="9525">
+                      <a:noFill/>
+                      <a:headEnd/>
+                      <a:tailEnd/>
+                    </a:ln>
+                  </pic:spPr>
+                </pic:pic>
+              </a:graphicData>
+            </a:graphic>
+          </wp:inline>
+        </w:drawing>
+      </w:r>
+    </w:p>
+    <w:p>
+      <w:pPr>
+        <w:pStyle w:val="BodyText"/>
+      </w:pPr>
+      <w:r>
+        <w:rPr>
+          <w:b/>
+          <w:bCs/>
+        </w:rPr>
+        <w:t xml:space="preserve">Figure 3. Directional SHAP for flux_std_0.</w:t>
+      </w:r>
+      <w:r>
+        <w:t xml:space="preserve"> </w:t>
+      </w:r>
+      <w:r>
+        <w:rPr>
+          <w:rStyle w:val="VerbatimChar"/>
+        </w:rPr>
+        <w:t xml:space="preserve">col legno battuto</w:t>
+      </w:r>
+      <w:r>
+        <w:t xml:space="preserve"> </w:t>
+      </w:r>
+      <w:r>
+        <w:t xml:space="preserve">is pushed toward its class at low</w:t>
+      </w:r>
+      <w:r>
+        <w:t xml:space="preserve"> </w:t>
+      </w:r>
+      <w:r>
+        <w:t xml:space="preserve">flux variance (median 0.18),</w:t>
+      </w:r>
+      <w:r>
+        <w:t xml:space="preserve"> </w:t>
+      </w:r>
+      <w:r>
+        <w:rPr>
+          <w:rStyle w:val="VerbatimChar"/>
+        </w:rPr>
+        <w:t xml:space="preserve">ordinario</w:t>
+      </w:r>
+      <w:r>
+        <w:t xml:space="preserve"> </w:t>
+      </w:r>
+      <w:r>
+        <w:t xml:space="preserve">at a medium level (median 0.51) — the SHAP direction</w:t>
+      </w:r>
+      <w:r>
+        <w:t xml:space="preserve"> </w:t>
+      </w:r>
+      <w:r>
+        <w:t xml:space="preserve">matches per-class physics.</w:t>
+      </w:r>
+    </w:p>
+    <w:p>
+      <w:pPr>
+        <w:pStyle w:val="BodyText"/>
+      </w:pPr>
+      <w:r>
         <w:t xml:space="preserve">We report surrogate fidelity honestly. Measured</w:t>
       </w:r>
       <w:r>
@@ -7271,7 +7546,7 @@
         <w:t xml:space="preserve"> </w:t>
       </w:r>
       <w:r>
-        <w:t xml:space="preserve">XGBoost surrogate agrees with the MERT head on 91.4% of held-out clips (Cohen’s κ=0.882) —</w:t>
+        <w:t xml:space="preserve">XGBoost surrogate agrees with the MERT head on 91.4% of held-out clips (Cohen's κ=0.882) —</w:t>
       </w:r>
       <w:r>
         <w:t xml:space="preserve"> </w:t>
@@ -7347,11 +7622,118 @@
         <w:t xml:space="preserve"> </w:t>
       </w:r>
       <w:r>
-        <w:t xml:space="preserve">overstate it as a single mechanism for both.</w:t>
-      </w:r>
-    </w:p>
-    <w:bookmarkEnd w:id="28"/>
-    <w:bookmarkStart w:id="29" w:name="two-honest-negative-results"/>
+        <w:t xml:space="preserve">overstate it as a single mechanism for both (Figure 4).</w:t>
+      </w:r>
+    </w:p>
+    <w:p>
+      <w:pPr>
+        <w:pStyle w:val="BodyText"/>
+      </w:pPr>
+      <w:r>
+        <w:drawing>
+          <wp:inline>
+            <wp:extent cx="5334000" cy="2667000"/>
+            <wp:effectExtent b="0" l="0" r="0" t="0"/>
+            <wp:docPr descr="Figure 4: per-class surrogate fidelity Cohen kappa bar chart" title="" id="38" name="Picture"/>
+            <a:graphic>
+              <a:graphicData uri="http://schemas.openxmlformats.org/drawingml/2006/picture">
+                <pic:pic>
+                  <pic:nvPicPr>
+                    <pic:cNvPr descr="../results/phase3/shap_surrogate_fidelity.png" id="39" name="Picture"/>
+                    <pic:cNvPicPr>
+                      <a:picLocks noChangeArrowheads="1" noChangeAspect="1"/>
+                    </pic:cNvPicPr>
+                  </pic:nvPicPr>
+                  <pic:blipFill>
+                    <a:blip r:embed="rId37"/>
+                    <a:stretch>
+                      <a:fillRect/>
+                    </a:stretch>
+                  </pic:blipFill>
+                  <pic:spPr bwMode="auto">
+                    <a:xfrm>
+                      <a:off x="0" y="0"/>
+                      <a:ext cx="5334000" cy="2667000"/>
+                    </a:xfrm>
+                    <a:prstGeom prst="rect">
+                      <a:avLst/>
+                    </a:prstGeom>
+                    <a:noFill/>
+                    <a:ln w="9525">
+                      <a:noFill/>
+                      <a:headEnd/>
+                      <a:tailEnd/>
+                    </a:ln>
+                  </pic:spPr>
+                </pic:pic>
+              </a:graphicData>
+            </a:graphic>
+          </wp:inline>
+        </w:drawing>
+      </w:r>
+    </w:p>
+    <w:p>
+      <w:pPr>
+        <w:pStyle w:val="BodyText"/>
+      </w:pPr>
+      <w:r>
+        <w:rPr>
+          <w:b/>
+          <w:bCs/>
+        </w:rPr>
+        <w:t xml:space="preserve">Figure 4. Surrogate fidelity (out-of-sample Cohen's κ).</w:t>
+      </w:r>
+      <w:r>
+        <w:t xml:space="preserve"> </w:t>
+      </w:r>
+      <w:r>
+        <w:t xml:space="preserve">Per-class agreement between the XGBoost</w:t>
+      </w:r>
+      <w:r>
+        <w:t xml:space="preserve"> </w:t>
+      </w:r>
+      <w:r>
+        <w:t xml:space="preserve">surrogate and the MERT head. Overall κ=0.882, weakest on the rare classes</w:t>
+      </w:r>
+      <w:r>
+        <w:t xml:space="preserve"> </w:t>
+      </w:r>
+      <w:r>
+        <w:rPr>
+          <w:rStyle w:val="VerbatimChar"/>
+        </w:rPr>
+        <w:t xml:space="preserve">sul ponticello</w:t>
+      </w:r>
+      <w:r>
+        <w:t xml:space="preserve"> </w:t>
+      </w:r>
+      <w:r>
+        <w:t xml:space="preserve">(0.74)</w:t>
+      </w:r>
+      <w:r>
+        <w:t xml:space="preserve"> </w:t>
+      </w:r>
+      <w:r>
+        <w:t xml:space="preserve">and</w:t>
+      </w:r>
+      <w:r>
+        <w:t xml:space="preserve"> </w:t>
+      </w:r>
+      <w:r>
+        <w:rPr>
+          <w:rStyle w:val="VerbatimChar"/>
+        </w:rPr>
+        <w:t xml:space="preserve">col legno battuto</w:t>
+      </w:r>
+      <w:r>
+        <w:t xml:space="preserve"> </w:t>
+      </w:r>
+      <w:r>
+        <w:t xml:space="preserve">(0.72) — SHAP explanations for those two transfer only with caution.</w:t>
+      </w:r>
+    </w:p>
+    <w:bookmarkEnd w:id="40"/>
+    <w:bookmarkStart w:id="41" w:name="X704fee3c4a145ab72fe98aa801176b9f7cccd2c"/>
     <w:p>
       <w:pPr>
         <w:pStyle w:val="Heading3"/>
@@ -7405,7 +7787,7 @@
         <w:t xml:space="preserve"> </w:t>
       </w:r>
       <w:r>
-        <w:t xml:space="preserve">A tempting story is that MERT’s learned layer</w:t>
+        <w:t xml:space="preserve">A tempting story is that MERT's learned layer</w:t>
       </w:r>
       <w:r>
         <w:t xml:space="preserve"> </w:t>
@@ -7485,13 +7867,31 @@
         <w:t xml:space="preserve"> </w:t>
       </w:r>
       <w:r>
-        <w:t xml:space="preserve">Qwen2-Audio’s failures correlate suggestively</w:t>
-      </w:r>
-      <w:r>
-        <w:t xml:space="preserve"> </w:t>
-      </w:r>
-      <w:r>
-        <w:t xml:space="preserve">with SHAP structure — it is 100% correct on the acoustically isolated</w:t>
+        <w:t xml:space="preserve">Evaluating an audio language model</w:t>
+      </w:r>
+      <w:r>
+        <w:t xml:space="preserve"> </w:t>
+      </w:r>
+      <w:r>
+        <w:t xml:space="preserve">(Qwen2-Audio-7B-Instruct) on 125 clips × two question types (yes/no, open-ended), overall accuracy</w:t>
+      </w:r>
+      <w:r>
+        <w:t xml:space="preserve"> </w:t>
+      </w:r>
+      <w:r>
+        <w:t xml:space="preserve">is only 50.4% yes/no (near chance for a binary question) and 20.0% open-ended. Its failures</w:t>
+      </w:r>
+      <w:r>
+        <w:t xml:space="preserve"> </w:t>
+      </w:r>
+      <w:r>
+        <w:t xml:space="preserve">correlate suggestively with SHAP structure — it is 100% correct (open-ended) on the acoustically</w:t>
+      </w:r>
+      <w:r>
+        <w:t xml:space="preserve"> </w:t>
+      </w:r>
+      <w:r>
+        <w:t xml:space="preserve">isolated</w:t>
       </w:r>
       <w:r>
         <w:t xml:space="preserve"> </w:t>
@@ -7506,13 +7906,7 @@
         <w:t xml:space="preserve"> </w:t>
       </w:r>
       <w:r>
-        <w:t xml:space="preserve">yet 0%</w:t>
-      </w:r>
-      <w:r>
-        <w:t xml:space="preserve"> </w:t>
-      </w:r>
-      <w:r>
-        <w:t xml:space="preserve">(open-ended) on</w:t>
+        <w:t xml:space="preserve">yet 0% on</w:t>
       </w:r>
       <w:r>
         <w:t xml:space="preserve"> </w:t>
@@ -7539,29 +7933,93 @@
         <w:t xml:space="preserve">tremolo</w:t>
       </w:r>
       <w:r>
-        <w:t xml:space="preserve">, whose top cues place them near neighbors in flux space.</w:t>
-      </w:r>
-      <w:r>
-        <w:t xml:space="preserve"> </w:t>
-      </w:r>
-      <w:r>
-        <w:t xml:space="preserve">But this is correlation; confirming it would require an intervention (e.g., synthetically varying</w:t>
-      </w:r>
-      <w:r>
-        <w:t xml:space="preserve"> </w:t>
-      </w:r>
-      <w:r>
-        <w:t xml:space="preserve">flux_std on ordinario clips and re-querying the ALM), which we did not run. We present it as a</w:t>
-      </w:r>
-      <w:r>
-        <w:t xml:space="preserve"> </w:t>
-      </w:r>
-      <w:r>
-        <w:t xml:space="preserve">hypothesis-generating observation, not a mechanism.</w:t>
-      </w:r>
-    </w:p>
-    <w:bookmarkEnd w:id="29"/>
-    <w:bookmarkStart w:id="30" w:name="robustness-and-scope"/>
+        <w:t xml:space="preserve">, whose top cues place them near</w:t>
+      </w:r>
+      <w:r>
+        <w:t xml:space="preserve"> </w:t>
+      </w:r>
+      <w:r>
+        <w:t xml:space="preserve">neighbors in flux space. Moreover, the two classes the ALM fails most (</w:t>
+      </w:r>
+      <w:r>
+        <w:rPr>
+          <w:rStyle w:val="VerbatimChar"/>
+        </w:rPr>
+        <w:t xml:space="preserve">ordinario</w:t>
+      </w:r>
+      <w:r>
+        <w:t xml:space="preserve">,</w:t>
+      </w:r>
+      <w:r>
+        <w:t xml:space="preserve"> </w:t>
+      </w:r>
+      <w:r>
+        <w:rPr>
+          <w:rStyle w:val="VerbatimChar"/>
+        </w:rPr>
+        <w:t xml:space="preserve">tremolo</w:t>
+      </w:r>
+      <w:r>
+        <w:t xml:space="preserve">) are</w:t>
+      </w:r>
+      <w:r>
+        <w:t xml:space="preserve"> </w:t>
+      </w:r>
+      <w:r>
+        <w:rPr>
+          <w:i/>
+          <w:iCs/>
+        </w:rPr>
+        <w:t xml:space="preserve">disjoint</w:t>
+      </w:r>
+      <w:r>
+        <w:t xml:space="preserve"> </w:t>
+      </w:r>
+      <w:r>
+        <w:t xml:space="preserve">from the two rare classes our classifiers find hardest (</w:t>
+      </w:r>
+      <w:r>
+        <w:rPr>
+          <w:rStyle w:val="VerbatimChar"/>
+        </w:rPr>
+        <w:t xml:space="preserve">sul ponticello</w:t>
+      </w:r>
+      <w:r>
+        <w:t xml:space="preserve">,</w:t>
+      </w:r>
+      <w:r>
+        <w:t xml:space="preserve"> </w:t>
+      </w:r>
+      <w:r>
+        <w:rPr>
+          <w:rStyle w:val="VerbatimChar"/>
+        </w:rPr>
+        <w:t xml:space="preserve">col legno battuto</w:t>
+      </w:r>
+      <w:r>
+        <w:t xml:space="preserve">, §5.2) — suggesting the ALM's errors stem not from acoustic subtlety but from other</w:t>
+      </w:r>
+      <w:r>
+        <w:t xml:space="preserve"> </w:t>
+      </w:r>
+      <w:r>
+        <w:t xml:space="preserve">factors (label wording / language). But all of this is correlation; confirming it would require an</w:t>
+      </w:r>
+      <w:r>
+        <w:t xml:space="preserve"> </w:t>
+      </w:r>
+      <w:r>
+        <w:t xml:space="preserve">intervention (e.g., synthetically varying flux_std on ordinario clips and re-querying the ALM),</w:t>
+      </w:r>
+      <w:r>
+        <w:t xml:space="preserve"> </w:t>
+      </w:r>
+      <w:r>
+        <w:t xml:space="preserve">which we did not run. We present it as a hypothesis-generating observation, not a mechanism.</w:t>
+      </w:r>
+    </w:p>
+    <w:bookmarkEnd w:id="41"/>
+    <w:bookmarkStart w:id="42" w:name="Xea320a03aaed57bcceb986b86f5567857b2f06d"/>
     <w:p>
       <w:pPr>
         <w:pStyle w:val="Heading3"/>
@@ -7645,9 +8103,9 @@
         </w:pict>
       </w:r>
     </w:p>
-    <w:bookmarkEnd w:id="30"/>
-    <w:bookmarkEnd w:id="31"/>
-    <w:bookmarkStart w:id="32" w:name="limitations-and-future-work"/>
+    <w:bookmarkEnd w:id="42"/>
+    <w:bookmarkEnd w:id="43"/>
+    <w:bookmarkStart w:id="44" w:name="Xa6821036da9d93c2ee3559539584835ecf715da"/>
     <w:p>
       <w:pPr>
         <w:pStyle w:val="Heading2"/>
@@ -7722,13 +8180,55 @@
         <w:t xml:space="preserve"> </w:t>
       </w:r>
       <w:r>
-        <w:t xml:space="preserve">equality, and do not promote any within-std directional tilt to a conclusion. More instruments (or</w:t>
-      </w:r>
-      <w:r>
-        <w:t xml:space="preserve"> </w:t>
-      </w:r>
-      <w:r>
-        <w:t xml:space="preserve">families) would tighten this.</w:t>
+        <w:t xml:space="preserve">equality, and do not promote any within-std directional tilt to a conclusion. Relatedly, the</w:t>
+      </w:r>
+      <w:r>
+        <w:t xml:space="preserve"> </w:t>
+      </w:r>
+      <w:r>
+        <w:t xml:space="preserve">"within ±0.7 fold-std" band used throughout is a</w:t>
+      </w:r>
+      <w:r>
+        <w:t xml:space="preserve"> </w:t>
+      </w:r>
+      <w:r>
+        <w:rPr>
+          <w:b/>
+          <w:bCs/>
+        </w:rPr>
+        <w:t xml:space="preserve">descriptive summary of the largest observed gap</w:t>
+      </w:r>
+      <w:r>
+        <w:rPr>
+          <w:b/>
+          <w:bCs/>
+        </w:rPr>
+        <w:t xml:space="preserve"> </w:t>
+      </w:r>
+      <w:r>
+        <w:rPr>
+          <w:b/>
+          <w:bCs/>
+        </w:rPr>
+        <w:t xml:space="preserve">(0.69σ at 20%), not a pre-registered equivalence margin</w:t>
+      </w:r>
+      <w:r>
+        <w:t xml:space="preserve"> </w:t>
+      </w:r>
+      <w:r>
+        <w:t xml:space="preserve">(as in a formal equivalence test such as</w:t>
+      </w:r>
+      <w:r>
+        <w:t xml:space="preserve"> </w:t>
+      </w:r>
+      <w:r>
+        <w:t xml:space="preserve">TOST): it states that no gap exceeded this band, not that equivalence was tested. More instruments</w:t>
+      </w:r>
+      <w:r>
+        <w:t xml:space="preserve"> </w:t>
+      </w:r>
+      <w:r>
+        <w:t xml:space="preserve">(or families) would both enable a formal equivalence test and tighten this interval.</w:t>
       </w:r>
     </w:p>
     <w:p>
@@ -7899,7 +8399,7 @@
         <w:t xml:space="preserve"> </w:t>
       </w:r>
       <w:r>
-        <w:t xml:space="preserve">The variance-decomposition framing (Bouthillier et al. [cite]) is the natural formalization we leave</w:t>
+        <w:t xml:space="preserve">The variance-decomposition framing (Bouthillier et al. [20]) is the natural formalization we leave</w:t>
       </w:r>
       <w:r>
         <w:t xml:space="preserve"> </w:t>
@@ -8056,31 +8556,13 @@
         <w:t xml:space="preserve"> </w:t>
       </w:r>
       <w:r>
-        <w:t xml:space="preserve">on a separate articulation dataset (e.g., Erhu playing techniques) would turn</w:t>
-      </w:r>
-      <w:r>
-        <w:t xml:space="preserve"> </w:t>
-      </w:r>
-      <w:r>
-        <w:t xml:space="preserve">“a pitfall we hit”</w:t>
-      </w:r>
-      <w:r>
-        <w:t xml:space="preserve"> </w:t>
-      </w:r>
-      <w:r>
-        <w:t xml:space="preserve">into</w:t>
-      </w:r>
-      <w:r>
-        <w:t xml:space="preserve"> </w:t>
-      </w:r>
-      <w:r>
-        <w:t xml:space="preserve">“a pattern,”</w:t>
-      </w:r>
-      <w:r>
-        <w:t xml:space="preserve"> </w:t>
-      </w:r>
-      <w:r>
-        <w:t xml:space="preserve">and directly address the single-dataset limit; it requires a performer/session</w:t>
+        <w:t xml:space="preserve">on a separate articulation dataset (e.g., Erhu playing techniques) would turn "a pitfall we hit"</w:t>
+      </w:r>
+      <w:r>
+        <w:t xml:space="preserve"> </w:t>
+      </w:r>
+      <w:r>
+        <w:t xml:space="preserve">into "a pattern," and directly address the single-dataset limit; it requires a performer/session</w:t>
       </w:r>
       <w:r>
         <w:t xml:space="preserve"> </w:t>
@@ -8188,8 +8670,8 @@
         </w:pict>
       </w:r>
     </w:p>
-    <w:bookmarkEnd w:id="32"/>
-    <w:bookmarkStart w:id="33" w:name="reproducibility"/>
+    <w:bookmarkEnd w:id="44"/>
+    <w:bookmarkStart w:id="45" w:name="Xe4593a79ea0f75d830d169dd29ced6990ef5fb7"/>
     <w:p>
       <w:pPr>
         <w:pStyle w:val="Heading2"/>
@@ -8287,8 +8769,566 @@
         <w:t xml:space="preserve">) are pinned in the release.</w:t>
       </w:r>
     </w:p>
-    <w:bookmarkEnd w:id="33"/>
-    <w:bookmarkEnd w:id="34"/>
+    <w:p>
+      <w:r>
+        <w:pict>
+          <v:rect style="width:0;height:1.5pt" o:hralign="center" o:hrstd="t" o:hr="t"/>
+        </w:pict>
+      </w:r>
+    </w:p>
+    <w:bookmarkEnd w:id="45"/>
+    <w:bookmarkStart w:id="46" w:name="references"/>
+    <w:p>
+      <w:pPr>
+        <w:pStyle w:val="Heading2"/>
+      </w:pPr>
+      <w:r>
+        <w:t xml:space="preserve">References</w:t>
+      </w:r>
+    </w:p>
+    <w:p>
+      <w:pPr>
+        <w:pStyle w:val="FirstParagraph"/>
+      </w:pPr>
+      <w:r>
+        <w:t xml:space="preserve">[1] L. Su, H.-M. Lin, and Y.-H. Yang, "Sparse modeling of magnitude and phase-derived spectra for playing technique classification,"</w:t>
+      </w:r>
+      <w:r>
+        <w:t xml:space="preserve"> </w:t>
+      </w:r>
+      <w:r>
+        <w:rPr>
+          <w:i/>
+          <w:iCs/>
+        </w:rPr>
+        <w:t xml:space="preserve">IEEE/ACM Transactions on Audio, Speech, and Language Processing</w:t>
+      </w:r>
+      <w:r>
+        <w:t xml:space="preserve">, vol. 22, no. 12, pp. 2122–2132, 2014.</w:t>
+      </w:r>
+    </w:p>
+    <w:p>
+      <w:pPr>
+        <w:pStyle w:val="BodyText"/>
+      </w:pPr>
+      <w:r>
+        <w:t xml:space="preserve">[2] A. Kruger and J. Jacobs, "Playing technique classification for bowed string instruments from raw audio,"</w:t>
+      </w:r>
+      <w:r>
+        <w:t xml:space="preserve"> </w:t>
+      </w:r>
+      <w:r>
+        <w:rPr>
+          <w:i/>
+          <w:iCs/>
+        </w:rPr>
+        <w:t xml:space="preserve">Journal of New Music Research</w:t>
+      </w:r>
+      <w:r>
+        <w:t xml:space="preserve">, vol. 49, no. 4, pp. 320–333, 2020.</w:t>
+      </w:r>
+    </w:p>
+    <w:p>
+      <w:pPr>
+        <w:pStyle w:val="BodyText"/>
+      </w:pPr>
+      <w:r>
+        <w:t xml:space="preserve">[3] I. Barbancho, C. de la Bandera, A. M. Barbancho, and L. J. Tardón, "Transcription and expressiveness detection system for violin music," in</w:t>
+      </w:r>
+      <w:r>
+        <w:t xml:space="preserve"> </w:t>
+      </w:r>
+      <w:r>
+        <w:rPr>
+          <w:i/>
+          <w:iCs/>
+        </w:rPr>
+        <w:t xml:space="preserve">Proc. IEEE Int. Conf. Acoustics, Speech and Signal Processing (ICASSP)</w:t>
+      </w:r>
+      <w:r>
+        <w:t xml:space="preserve">, Taipei, 2009, pp. 189–192.</w:t>
+      </w:r>
+    </w:p>
+    <w:p>
+      <w:pPr>
+        <w:pStyle w:val="BodyText"/>
+      </w:pPr>
+      <w:r>
+        <w:t xml:space="preserve">[4] V. Lostanlen, J. Andén, and M. Lagrange, "Extended playing techniques: The next milestone in musical instrument recognition," in</w:t>
+      </w:r>
+      <w:r>
+        <w:t xml:space="preserve"> </w:t>
+      </w:r>
+      <w:r>
+        <w:rPr>
+          <w:i/>
+          <w:iCs/>
+        </w:rPr>
+        <w:t xml:space="preserve">Proc. 5th Int. Conf. Digital Libraries for Musicology (DLfM)</w:t>
+      </w:r>
+      <w:r>
+        <w:t xml:space="preserve">, Paris, 2018. arXiv:1808.09730.</w:t>
+      </w:r>
+    </w:p>
+    <w:p>
+      <w:pPr>
+        <w:pStyle w:val="BodyText"/>
+      </w:pPr>
+      <w:r>
+        <w:t xml:space="preserve">[5] C. Wang, E. Benetos, V. Lostanlen, and E. Chew, "Playing technique recognition by joint time–frequency scattering," in</w:t>
+      </w:r>
+      <w:r>
+        <w:t xml:space="preserve"> </w:t>
+      </w:r>
+      <w:r>
+        <w:rPr>
+          <w:i/>
+          <w:iCs/>
+        </w:rPr>
+        <w:t xml:space="preserve">Proc. IEEE ICASSP</w:t>
+      </w:r>
+      <w:r>
+        <w:t xml:space="preserve">, 2020.</w:t>
+      </w:r>
+    </w:p>
+    <w:p>
+      <w:pPr>
+        <w:pStyle w:val="BodyText"/>
+      </w:pPr>
+      <w:r>
+        <w:t xml:space="preserve">[6] C. Wang, E. Benetos, V. Lostanlen, and E. Chew, "Adaptive scattering transforms for playing technique recognition,"</w:t>
+      </w:r>
+      <w:r>
+        <w:t xml:space="preserve"> </w:t>
+      </w:r>
+      <w:r>
+        <w:rPr>
+          <w:i/>
+          <w:iCs/>
+        </w:rPr>
+        <w:t xml:space="preserve">IEEE/ACM Transactions on Audio, Speech, and Language Processing</w:t>
+      </w:r>
+      <w:r>
+        <w:t xml:space="preserve">, vol. 30, pp. 1407–1421, 2022.</w:t>
+      </w:r>
+    </w:p>
+    <w:p>
+      <w:pPr>
+        <w:pStyle w:val="BodyText"/>
+      </w:pPr>
+      <w:r>
+        <w:t xml:space="preserve">[7] J.-F. Ducher and P. Esling, "Folded CQT RCNN for real-time recognition of instrument playing techniques," in</w:t>
+      </w:r>
+      <w:r>
+        <w:t xml:space="preserve"> </w:t>
+      </w:r>
+      <w:r>
+        <w:rPr>
+          <w:i/>
+          <w:iCs/>
+        </w:rPr>
+        <w:t xml:space="preserve">Proc. Int. Society for Music Information Retrieval Conf. (ISMIR)</w:t>
+      </w:r>
+      <w:r>
+        <w:t xml:space="preserve">, 2019, pp. 708–714.</w:t>
+      </w:r>
+    </w:p>
+    <w:p>
+      <w:pPr>
+        <w:pStyle w:val="BodyText"/>
+      </w:pPr>
+      <w:r>
+        <w:t xml:space="preserve">[8] Z. Wang, J. Li, X. Chen, Z. Li, S. Zhang, B. Han, and D. Yang, "Musical instrument playing technique detection based on FCN: Using Chinese bowed-stringed instrument as an example," arXiv:1910.09021, 2019.</w:t>
+      </w:r>
+    </w:p>
+    <w:p>
+      <w:pPr>
+        <w:pStyle w:val="BodyText"/>
+      </w:pPr>
+      <w:r>
+        <w:t xml:space="preserve">[9] D. Li, M. Che, W. Meng, Y. Wu, Y. Yu, F. Xia, and W. Li, "Playing technique detection by fusing note onset information in Guzheng performance," in</w:t>
+      </w:r>
+      <w:r>
+        <w:t xml:space="preserve"> </w:t>
+      </w:r>
+      <w:r>
+        <w:rPr>
+          <w:i/>
+          <w:iCs/>
+        </w:rPr>
+        <w:t xml:space="preserve">Proc. ISMIR</w:t>
+      </w:r>
+      <w:r>
+        <w:t xml:space="preserve">, 2022. arXiv:2209.08774.</w:t>
+      </w:r>
+    </w:p>
+    <w:p>
+      <w:pPr>
+        <w:pStyle w:val="BodyText"/>
+      </w:pPr>
+      <w:r>
+        <w:t xml:space="preserve">[10] D. Li, M. Che, W. Meng, Y. Wu, Y. Yu, F. Xia, and W. Li, "Frame-level multi-label playing technique detection using multi-scale network and self-attention mechanism," in</w:t>
+      </w:r>
+      <w:r>
+        <w:t xml:space="preserve"> </w:t>
+      </w:r>
+      <w:r>
+        <w:rPr>
+          <w:i/>
+          <w:iCs/>
+        </w:rPr>
+        <w:t xml:space="preserve">Proc. IEEE ICASSP</w:t>
+      </w:r>
+      <w:r>
+        <w:t xml:space="preserve">, 2023. arXiv:2303.13272.</w:t>
+      </w:r>
+    </w:p>
+    <w:p>
+      <w:pPr>
+        <w:pStyle w:val="BodyText"/>
+      </w:pPr>
+      <w:r>
+        <w:t xml:space="preserve">[11] H. S. Alar, R. O. Mamaril, L. P. Villegas, and J. R. D. Cabarrubias, "Audio classification of violin bowing techniques: An aid for beginners,"</w:t>
+      </w:r>
+      <w:r>
+        <w:t xml:space="preserve"> </w:t>
+      </w:r>
+      <w:r>
+        <w:rPr>
+          <w:i/>
+          <w:iCs/>
+        </w:rPr>
+        <w:t xml:space="preserve">Machine Learning with Applications</w:t>
+      </w:r>
+      <w:r>
+        <w:t xml:space="preserve">, vol. 4, art. 100028, 2021.</w:t>
+      </w:r>
+    </w:p>
+    <w:p>
+      <w:pPr>
+        <w:pStyle w:val="BodyText"/>
+      </w:pPr>
+      <w:r>
+        <w:t xml:space="preserve">[12] G. K. Chellamani, A. N., C. C., K. Kaur, and R. T. S. Babu, "SpectroFusionNet: A CNN approach utilizing spectrogram fusion for electric guitar play recognition,"</w:t>
+      </w:r>
+      <w:r>
+        <w:t xml:space="preserve"> </w:t>
+      </w:r>
+      <w:r>
+        <w:rPr>
+          <w:i/>
+          <w:iCs/>
+        </w:rPr>
+        <w:t xml:space="preserve">Scientific Reports</w:t>
+      </w:r>
+      <w:r>
+        <w:t xml:space="preserve">, vol. 15, art. 16842, 2025.</w:t>
+      </w:r>
+    </w:p>
+    <w:p>
+      <w:pPr>
+        <w:pStyle w:val="BodyText"/>
+      </w:pPr>
+      <w:r>
+        <w:t xml:space="preserve">[13] D. Li, Y. Ma, W. Wei, Q. Kong, Y. Wu, M. Che, F. Xia, E. Benetos, and W. Li, "MERTech: Instrument playing technique detection using self-supervised pretrained model with multi-task finetuning," in</w:t>
+      </w:r>
+      <w:r>
+        <w:t xml:space="preserve"> </w:t>
+      </w:r>
+      <w:r>
+        <w:rPr>
+          <w:i/>
+          <w:iCs/>
+        </w:rPr>
+        <w:t xml:space="preserve">Proc. IEEE ICASSP</w:t>
+      </w:r>
+      <w:r>
+        <w:t xml:space="preserve">, 2024. arXiv:2310.09853.</w:t>
+      </w:r>
+    </w:p>
+    <w:p>
+      <w:pPr>
+        <w:pStyle w:val="BodyText"/>
+      </w:pPr>
+      <w:r>
+        <w:t xml:space="preserve">[14] T.-K. Wang, Y.-P. Peng, L. Su, and V. K. M. Cheung, "VioPTT: Violin technique-aware transcription from synthetic data augmentation," arXiv:2509.23759, 2025.</w:t>
+      </w:r>
+    </w:p>
+    <w:p>
+      <w:pPr>
+        <w:pStyle w:val="BodyText"/>
+      </w:pPr>
+      <w:r>
+        <w:t xml:space="preserve">[15] D. Dalmazzo, S. Tassani, and R. Ramírez, "A machine learning approach to violin bow technique classification: a comparison between IMU and MOCAP systems," in</w:t>
+      </w:r>
+      <w:r>
+        <w:t xml:space="preserve"> </w:t>
+      </w:r>
+      <w:r>
+        <w:rPr>
+          <w:i/>
+          <w:iCs/>
+        </w:rPr>
+        <w:t xml:space="preserve">Proc. 5th Int. Workshop on Sensor-based Activity Recognition and Interaction (iWOAR)</w:t>
+      </w:r>
+      <w:r>
+        <w:t xml:space="preserve">, Berlin, 2018.</w:t>
+      </w:r>
+    </w:p>
+    <w:p>
+      <w:pPr>
+        <w:pStyle w:val="BodyText"/>
+      </w:pPr>
+      <w:r>
+        <w:t xml:space="preserve">[16] D. Dalmazzo and R. Ramírez, "Bowing gestures classification in violin performance: A machine learning approach,"</w:t>
+      </w:r>
+      <w:r>
+        <w:t xml:space="preserve"> </w:t>
+      </w:r>
+      <w:r>
+        <w:rPr>
+          <w:i/>
+          <w:iCs/>
+        </w:rPr>
+        <w:t xml:space="preserve">Frontiers in Psychology</w:t>
+      </w:r>
+      <w:r>
+        <w:t xml:space="preserve">, vol. 10, art. 344, 2019.</w:t>
+      </w:r>
+    </w:p>
+    <w:p>
+      <w:pPr>
+        <w:pStyle w:val="BodyText"/>
+      </w:pPr>
+      <w:r>
+        <w:t xml:space="preserve">[17] A. Oliver, A. Odena, C. Raffel, E. D. Cubuk, and I. J. Goodfellow, "Realistic evaluation of deep semi-supervised learning algorithms," in</w:t>
+      </w:r>
+      <w:r>
+        <w:t xml:space="preserve"> </w:t>
+      </w:r>
+      <w:r>
+        <w:rPr>
+          <w:i/>
+          <w:iCs/>
+        </w:rPr>
+        <w:t xml:space="preserve">Advances in Neural Information Processing Systems (NeurIPS)</w:t>
+      </w:r>
+      <w:r>
+        <w:t xml:space="preserve">, 2018, pp. 3239–3250.</w:t>
+      </w:r>
+    </w:p>
+    <w:p>
+      <w:pPr>
+        <w:pStyle w:val="BodyText"/>
+      </w:pPr>
+      <w:r>
+        <w:t xml:space="preserve">[18] K. Musgrave, S. Belongie, and S.-N. Lim, "A metric learning reality check," in</w:t>
+      </w:r>
+      <w:r>
+        <w:t xml:space="preserve"> </w:t>
+      </w:r>
+      <w:r>
+        <w:rPr>
+          <w:i/>
+          <w:iCs/>
+        </w:rPr>
+        <w:t xml:space="preserve">Proc. European Conf. Computer Vision (ECCV)</w:t>
+      </w:r>
+      <w:r>
+        <w:t xml:space="preserve">, 2020. arXiv:2003.08505.</w:t>
+      </w:r>
+    </w:p>
+    <w:p>
+      <w:pPr>
+        <w:pStyle w:val="BodyText"/>
+      </w:pPr>
+      <w:r>
+        <w:t xml:space="preserve">[19] S. Kapoor and A. Narayanan, "Leakage and the reproducibility crisis in machine-learning-based science,"</w:t>
+      </w:r>
+      <w:r>
+        <w:t xml:space="preserve"> </w:t>
+      </w:r>
+      <w:r>
+        <w:rPr>
+          <w:i/>
+          <w:iCs/>
+        </w:rPr>
+        <w:t xml:space="preserve">Patterns</w:t>
+      </w:r>
+      <w:r>
+        <w:t xml:space="preserve">, vol. 4, no. 9, art. 100804, 2023.</w:t>
+      </w:r>
+    </w:p>
+    <w:p>
+      <w:pPr>
+        <w:pStyle w:val="BodyText"/>
+      </w:pPr>
+      <w:r>
+        <w:t xml:space="preserve">[20] X. Bouthillier, P. Delaunay, M. Bronzi, et al., "Accounting for variance in machine learning benchmarks," in</w:t>
+      </w:r>
+      <w:r>
+        <w:t xml:space="preserve"> </w:t>
+      </w:r>
+      <w:r>
+        <w:rPr>
+          <w:i/>
+          <w:iCs/>
+        </w:rPr>
+        <w:t xml:space="preserve">Proc. Machine Learning and Systems (MLSys)</w:t>
+      </w:r>
+      <w:r>
+        <w:t xml:space="preserve">, 2021. arXiv:2103.03098.</w:t>
+      </w:r>
+    </w:p>
+    <w:p>
+      <w:pPr>
+        <w:pStyle w:val="BodyText"/>
+      </w:pPr>
+      <w:r>
+        <w:t xml:space="preserve">[21] A. Pasad, J.-C. Chou, and K. Livescu, "Layer-wise analysis of a self-supervised speech representation model," in</w:t>
+      </w:r>
+      <w:r>
+        <w:t xml:space="preserve"> </w:t>
+      </w:r>
+      <w:r>
+        <w:rPr>
+          <w:i/>
+          <w:iCs/>
+        </w:rPr>
+        <w:t xml:space="preserve">Proc. IEEE Automatic Speech Recognition and Understanding Workshop (ASRU)</w:t>
+      </w:r>
+      <w:r>
+        <w:t xml:space="preserve">, 2021. arXiv:2107.04734.</w:t>
+      </w:r>
+    </w:p>
+    <w:p>
+      <w:pPr>
+        <w:pStyle w:val="BodyText"/>
+      </w:pPr>
+      <w:r>
+        <w:t xml:space="preserve">[22] J. Hewitt and P. Liang, "Designing and interpreting probes with control tasks," in</w:t>
+      </w:r>
+      <w:r>
+        <w:t xml:space="preserve"> </w:t>
+      </w:r>
+      <w:r>
+        <w:rPr>
+          <w:i/>
+          <w:iCs/>
+        </w:rPr>
+        <w:t xml:space="preserve">Proc. Conf. Empirical Methods in Natural Language Processing (EMNLP-IJCNLP)</w:t>
+      </w:r>
+      <w:r>
+        <w:t xml:space="preserve">, 2019, pp. 2733–2743.</w:t>
+      </w:r>
+    </w:p>
+    <w:p>
+      <w:pPr>
+        <w:pStyle w:val="BodyText"/>
+      </w:pPr>
+      <w:r>
+        <w:t xml:space="preserve">[23] R. Yuan, Y. Ma, Y. Li, et al., "MARBLE: Music audio representation benchmark for universal evaluation," in</w:t>
+      </w:r>
+      <w:r>
+        <w:t xml:space="preserve"> </w:t>
+      </w:r>
+      <w:r>
+        <w:rPr>
+          <w:i/>
+          <w:iCs/>
+        </w:rPr>
+        <w:t xml:space="preserve">Advances in NeurIPS (Datasets and Benchmarks Track)</w:t>
+      </w:r>
+      <w:r>
+        <w:t xml:space="preserve">, 2023. arXiv:2306.10548.</w:t>
+      </w:r>
+    </w:p>
+    <w:p>
+      <w:pPr>
+        <w:pStyle w:val="BodyText"/>
+      </w:pPr>
+      <w:r>
+        <w:t xml:space="preserve">[24] Y. Wang, H. Chen, Y. Fan, et al., "USB: A unified semi-supervised learning benchmark for classification," in</w:t>
+      </w:r>
+      <w:r>
+        <w:t xml:space="preserve"> </w:t>
+      </w:r>
+      <w:r>
+        <w:rPr>
+          <w:i/>
+          <w:iCs/>
+        </w:rPr>
+        <w:t xml:space="preserve">Advances in NeurIPS (Datasets and Benchmarks Track)</w:t>
+      </w:r>
+      <w:r>
+        <w:t xml:space="preserve">, 2022. arXiv:2208.07204.</w:t>
+      </w:r>
+    </w:p>
+    <w:p>
+      <w:pPr>
+        <w:pStyle w:val="BodyText"/>
+      </w:pPr>
+      <w:r>
+        <w:t xml:space="preserve">[25] Y. Li, R. Yuan, G. Zhang, et al., "MERT: Acoustic music understanding model with large-scale self-supervised training," in</w:t>
+      </w:r>
+      <w:r>
+        <w:t xml:space="preserve"> </w:t>
+      </w:r>
+      <w:r>
+        <w:rPr>
+          <w:i/>
+          <w:iCs/>
+        </w:rPr>
+        <w:t xml:space="preserve">Proc. Int. Conf. Learning Representations (ICLR)</w:t>
+      </w:r>
+      <w:r>
+        <w:t xml:space="preserve">, 2024. arXiv:2306.00107.</w:t>
+      </w:r>
+    </w:p>
+    <w:p>
+      <w:pPr>
+        <w:pStyle w:val="BodyText"/>
+      </w:pPr>
+      <w:r>
+        <w:t xml:space="preserve">[26] A. Kumar, A. Raghunathan, R. Jones, T. Ma, and P. Liang, "Fine-tuning can distort pretrained features and underperform out-of-distribution," in</w:t>
+      </w:r>
+      <w:r>
+        <w:t xml:space="preserve"> </w:t>
+      </w:r>
+      <w:r>
+        <w:rPr>
+          <w:i/>
+          <w:iCs/>
+        </w:rPr>
+        <w:t xml:space="preserve">Proc. ICLR</w:t>
+      </w:r>
+      <w:r>
+        <w:t xml:space="preserve">, 2022. arXiv:2202.10054.</w:t>
+      </w:r>
+    </w:p>
+    <w:p>
+      <w:pPr>
+        <w:pStyle w:val="BodyText"/>
+      </w:pPr>
+      <w:r>
+        <w:t xml:space="preserve">[27] C. E. Cella, D. Ghisi, V. Lostanlen, F. Lévy, J. Fineberg, and Y. Maresz, "OrchideaSOL: A dataset of extended instrumental techniques for computer-aided orchestration," in</w:t>
+      </w:r>
+      <w:r>
+        <w:t xml:space="preserve"> </w:t>
+      </w:r>
+      <w:r>
+        <w:rPr>
+          <w:i/>
+          <w:iCs/>
+        </w:rPr>
+        <w:t xml:space="preserve">Proc. Int. Computer Music Conf. (ICMC)</w:t>
+      </w:r>
+      <w:r>
+        <w:t xml:space="preserve">, 2020. arXiv:2007.00763.</w:t>
+      </w:r>
+    </w:p>
+    <w:bookmarkEnd w:id="46"/>
+    <w:bookmarkEnd w:id="47"/>
     <w:sectPr>
       <w:footnotePr>
         <w:numRestart w:val="eachSect"/>
